--- a/Quanta, Actually - SERIES/QED Course/chapters/Lesson 40 Deriving the Electromagnetic Interaction.docx
+++ b/Quanta, Actually - SERIES/QED Course/chapters/Lesson 40 Deriving the Electromagnetic Interaction.docx
@@ -17,7 +17,7 @@
         <w:jc w:val="center"/>
       </w:pPr>
       <w:r>
-        <w:t>Lesson 40 of the Complete Quantum Electrodynamics Course</w:t>
+        <w:t>Lesson 40 of Quantum, Actually, Volume 2: A QED Course</w:t>
       </w:r>
     </w:p>
     <w:p>
@@ -74,12 +74,147 @@
     </w:p>
     <w:p>
       <w:r>
-        <w:t>Lesson 39 derived, for a field of any spin and charge q, that local phase invariance forces the replacement ∂_μ → D_μ = ∂_μ + iqA_μ, with A_μ transforming as A_μ → A_μ + ∂_μα. This lesson specializes that general result to the one field QED is built around, the electron, and does the bookkeeping the general argument left undone: expanding D_μ explicitly inside the Dirac Lagrangian, isolating the term that depends on A_μ, and writing it out in the sign convention fixed for the electron since Lesson 31. The result is not a new formula; it is the same interaction met three times already in this course, from three different directions, and this lesson's main work is showing that all three are the same fact.</w:t>
+        <w:t>Lesson 39 derived, for a field of any spin and charge q, that local phase invariance forces the replacement ∂</w:t>
+      </w:r>
+      <w:r>
+        <w:rPr>
+          <w:vertAlign w:val="subscript"/>
+        </w:rPr>
+        <w:t>μ</w:t>
+      </w:r>
+      <w:r>
+        <w:t xml:space="preserve"> → D</w:t>
+      </w:r>
+      <w:r>
+        <w:rPr>
+          <w:vertAlign w:val="subscript"/>
+        </w:rPr>
+        <w:t>μ</w:t>
+      </w:r>
+      <w:r>
+        <w:t xml:space="preserve"> = ∂</w:t>
+      </w:r>
+      <w:r>
+        <w:rPr>
+          <w:vertAlign w:val="subscript"/>
+        </w:rPr>
+        <w:t>μ</w:t>
+      </w:r>
+      <w:r>
+        <w:t xml:space="preserve"> + iqA</w:t>
+      </w:r>
+      <w:r>
+        <w:rPr>
+          <w:vertAlign w:val="subscript"/>
+        </w:rPr>
+        <w:t>μ</w:t>
+      </w:r>
+      <w:r>
+        <w:t>, with A</w:t>
+      </w:r>
+      <w:r>
+        <w:rPr>
+          <w:vertAlign w:val="subscript"/>
+        </w:rPr>
+        <w:t>μ</w:t>
+      </w:r>
+      <w:r>
+        <w:t xml:space="preserve"> transforming as A</w:t>
+      </w:r>
+      <w:r>
+        <w:rPr>
+          <w:vertAlign w:val="subscript"/>
+        </w:rPr>
+        <w:t>μ</w:t>
+      </w:r>
+      <w:r>
+        <w:t xml:space="preserve"> → A</w:t>
+      </w:r>
+      <w:r>
+        <w:rPr>
+          <w:vertAlign w:val="subscript"/>
+        </w:rPr>
+        <w:t>μ</w:t>
+      </w:r>
+      <w:r>
+        <w:t xml:space="preserve"> + ∂</w:t>
+      </w:r>
+      <w:r>
+        <w:rPr>
+          <w:vertAlign w:val="subscript"/>
+        </w:rPr>
+        <w:t>μα</w:t>
+      </w:r>
+      <w:r>
+        <w:t>. This lesson specializes that general result to the one field QED is built around, the electron, and does the bookkeeping the general argument left undone: expanding D</w:t>
+      </w:r>
+      <w:r>
+        <w:rPr>
+          <w:vertAlign w:val="subscript"/>
+        </w:rPr>
+        <w:t>μ</w:t>
+      </w:r>
+      <w:r>
+        <w:t xml:space="preserve"> explicitly inside the Dirac Lagrangian, isolating the term that depends on A</w:t>
+      </w:r>
+      <w:r>
+        <w:rPr>
+          <w:vertAlign w:val="subscript"/>
+        </w:rPr>
+        <w:t>μ</w:t>
+      </w:r>
+      <w:r>
+        <w:t>, and writing it out in the sign convention fixed for the electron since Lesson 31. The result is not a new formula; it is the same interaction met three times already in this course, from three different directions, and this lesson's main work is showing that all three are the same fact.</w:t>
       </w:r>
     </w:p>
     <w:p>
       <w:r>
-        <w:t>The three appearances are worth naming before starting. Lesson 5 found that a classical charged particle couples to the electromagnetic potential through −qA_μdx^μ, the unique Lorentz scalar linear in A. Lesson 26 added an interaction term −j^μA_μ to the classical field Lagrangian, for any conserved current j^μ, and confirmed in a worked example that it reduces to the particle coupling for a point charge. This lesson supplies the third and, in a real sense, the fundamental route: not a term added by hand to make the physics come out right, but a term forced to exist by a symmetry principle applied to the electron field alone. Expect six to eight focused hours.</w:t>
+        <w:t>The three appearances are worth naming before starting. Lesson 5 found that a classical charged particle couples to the electromagnetic potential through −qA</w:t>
+      </w:r>
+      <w:r>
+        <w:rPr>
+          <w:vertAlign w:val="subscript"/>
+        </w:rPr>
+        <w:t>μ</w:t>
+      </w:r>
+      <w:r>
+        <w:t>dx</w:t>
+      </w:r>
+      <w:r>
+        <w:rPr>
+          <w:vertAlign w:val="superscript"/>
+        </w:rPr>
+        <w:t>μ</w:t>
+      </w:r>
+      <w:r>
+        <w:t>, the unique Lorentz scalar linear in A. Lesson 26 added an interaction term −j</w:t>
+      </w:r>
+      <w:r>
+        <w:rPr>
+          <w:vertAlign w:val="superscript"/>
+        </w:rPr>
+        <w:t>μ</w:t>
+      </w:r>
+      <w:r>
+        <w:t>A</w:t>
+      </w:r>
+      <w:r>
+        <w:rPr>
+          <w:vertAlign w:val="subscript"/>
+        </w:rPr>
+        <w:t>μ</w:t>
+      </w:r>
+      <w:r>
+        <w:t xml:space="preserve"> to the classical field Lagrangian, for any conserved current j</w:t>
+      </w:r>
+      <w:r>
+        <w:rPr>
+          <w:vertAlign w:val="superscript"/>
+        </w:rPr>
+        <w:t>μ</w:t>
+      </w:r>
+      <w:r>
+        <w:t>, and confirmed in a worked example that it reduces to the particle coupling for a point charge. This lesson supplies the third and, in a real sense, the fundamental route: not a term added by hand to make the physics come out right, but a term forced to exist by a symmetry principle applied to the electron field alone. Expect six to eight focused hours.</w:t>
       </w:r>
     </w:p>
     <w:p>
@@ -103,7 +238,34 @@
         <w:pStyle w:val="ListBullet"/>
       </w:pPr>
       <w:r>
-        <w:t>Identify the interaction term ℒ_int = −qψ̄γ^μψA_μ and specialize it to the electron, q = −e.</w:t>
+        <w:t>Identify the interaction term ℒ</w:t>
+      </w:r>
+      <w:r>
+        <w:rPr>
+          <w:vertAlign w:val="subscript"/>
+        </w:rPr>
+        <w:t>int</w:t>
+      </w:r>
+      <w:r>
+        <w:t xml:space="preserve"> = −qψ̄γ</w:t>
+      </w:r>
+      <w:r>
+        <w:rPr>
+          <w:vertAlign w:val="superscript"/>
+        </w:rPr>
+        <w:t>μ</w:t>
+      </w:r>
+      <w:r>
+        <w:t>ψA</w:t>
+      </w:r>
+      <w:r>
+        <w:rPr>
+          <w:vertAlign w:val="subscript"/>
+        </w:rPr>
+        <w:t>μ</w:t>
+      </w:r>
+      <w:r>
+        <w:t xml:space="preserve"> and specialize it to the electron, q = −e.</w:t>
       </w:r>
     </w:p>
     <w:p>
@@ -111,7 +273,34 @@
         <w:pStyle w:val="ListBullet"/>
       </w:pPr>
       <w:r>
-        <w:t>Show that this interaction term equals −j^μA_μ with j^μ the Noether current of Lesson 31, matching the general coupling of Lesson 26, Section 6.3.</w:t>
+        <w:t>Show that this interaction term equals −j</w:t>
+      </w:r>
+      <w:r>
+        <w:rPr>
+          <w:vertAlign w:val="superscript"/>
+        </w:rPr>
+        <w:t>μ</w:t>
+      </w:r>
+      <w:r>
+        <w:t>A</w:t>
+      </w:r>
+      <w:r>
+        <w:rPr>
+          <w:vertAlign w:val="subscript"/>
+        </w:rPr>
+        <w:t>μ</w:t>
+      </w:r>
+      <w:r>
+        <w:t xml:space="preserve"> with j</w:t>
+      </w:r>
+      <w:r>
+        <w:rPr>
+          <w:vertAlign w:val="superscript"/>
+        </w:rPr>
+        <w:t>μ</w:t>
+      </w:r>
+      <w:r>
+        <w:t xml:space="preserve"> the Noether current of Lesson 31, matching the general coupling of Lesson 26, Section 6.3.</w:t>
       </w:r>
     </w:p>
     <w:p>
@@ -235,7 +424,31 @@
           </w:tcPr>
           <w:p>
             <w:r>
-              <w:t>D_μ = ∂_μ + iqA_μ</w:t>
+              <w:t>D</w:t>
+            </w:r>
+            <w:r>
+              <w:rPr>
+                <w:vertAlign w:val="subscript"/>
+              </w:rPr>
+              <w:t>μ</w:t>
+            </w:r>
+            <w:r>
+              <w:t xml:space="preserve"> = ∂</w:t>
+            </w:r>
+            <w:r>
+              <w:rPr>
+                <w:vertAlign w:val="subscript"/>
+              </w:rPr>
+              <w:t>μ</w:t>
+            </w:r>
+            <w:r>
+              <w:t xml:space="preserve"> + iqA</w:t>
+            </w:r>
+            <w:r>
+              <w:rPr>
+                <w:vertAlign w:val="subscript"/>
+              </w:rPr>
+              <w:t>μ</w:t>
             </w:r>
           </w:p>
         </w:tc>
@@ -309,7 +522,25 @@
           </w:tcPr>
           <w:p>
             <w:r>
-              <w:t>j^μ = qψ̄γ^μψ</w:t>
+              <w:t>j</w:t>
+            </w:r>
+            <w:r>
+              <w:rPr>
+                <w:vertAlign w:val="superscript"/>
+              </w:rPr>
+              <w:t>μ</w:t>
+            </w:r>
+            <w:r>
+              <w:t xml:space="preserve"> = qψ̄γ</w:t>
+            </w:r>
+            <w:r>
+              <w:rPr>
+                <w:vertAlign w:val="superscript"/>
+              </w:rPr>
+              <w:t>μ</w:t>
+            </w:r>
+            <w:r>
+              <w:t>ψ</w:t>
             </w:r>
           </w:p>
         </w:tc>
@@ -346,7 +577,13 @@
           </w:tcPr>
           <w:p>
             <w:r>
-              <w:t>ℒ_int</w:t>
+              <w:t>ℒ</w:t>
+            </w:r>
+            <w:r>
+              <w:rPr>
+                <w:vertAlign w:val="subscript"/>
+              </w:rPr>
+              <w:t>int</w:t>
             </w:r>
           </w:p>
         </w:tc>
@@ -364,7 +601,16 @@
           </w:tcPr>
           <w:p>
             <w:r>
-              <w:t>The A_μ-dependent piece of the gauge-invariant Dirac Lagrangian</w:t>
+              <w:t>The A</w:t>
+            </w:r>
+            <w:r>
+              <w:rPr>
+                <w:vertAlign w:val="subscript"/>
+              </w:rPr>
+              <w:t>μ</w:t>
+            </w:r>
+            <w:r>
+              <w:t>-dependent piece of the gauge-invariant Dirac Lagrangian</w:t>
             </w:r>
           </w:p>
         </w:tc>
@@ -383,7 +629,13 @@
           </w:tcPr>
           <w:p>
             <w:r>
-              <w:t>h_D</w:t>
+              <w:t>h</w:t>
+            </w:r>
+            <w:r>
+              <w:rPr>
+                <w:vertAlign w:val="subscript"/>
+              </w:rPr>
+              <w:t>D</w:t>
             </w:r>
           </w:p>
         </w:tc>
@@ -438,7 +690,16 @@
           </w:tcPr>
           <w:p>
             <w:r>
-              <w:t>Scalar and vector potentials, A^μ = (φ, A) as in Lesson 8</w:t>
+              <w:t>Scalar and vector potentials, A</w:t>
+            </w:r>
+            <w:r>
+              <w:rPr>
+                <w:vertAlign w:val="superscript"/>
+              </w:rPr>
+              <w:t>μ</w:t>
+            </w:r>
+            <w:r>
+              <w:t xml:space="preserve"> = (φ, A) as in Lesson 8</w:t>
             </w:r>
           </w:p>
         </w:tc>
@@ -480,6 +741,85 @@
         </w:tc>
       </w:tr>
     </w:tbl>
+    <w:tbl>
+      <w:tblPr>
+        <w:tblW w:type="auto" w:w="0"/>
+        <w:jc w:val="center"/>
+        <w:tblLayout w:type="fixed"/>
+        <w:tblLook w:firstColumn="1" w:firstRow="1" w:lastColumn="0" w:lastRow="0" w:noHBand="0" w:noVBand="1" w:val="04A0"/>
+        <w:tblBorders>
+          <w:top w:val="single" w:sz="8" w:color="7FA7CF"/>
+          <w:left w:val="single" w:sz="8" w:color="7FA7CF"/>
+          <w:bottom w:val="single" w:sz="8" w:color="7FA7CF"/>
+          <w:right w:val="single" w:sz="8" w:color="7FA7CF"/>
+        </w:tblBorders>
+      </w:tblPr>
+      <w:tblGrid>
+        <w:gridCol w:w="9392"/>
+      </w:tblGrid>
+      <w:tr>
+        <w:tc>
+          <w:tcPr>
+            <w:tcW w:type="dxa" w:w="9392"/>
+            <w:shd w:fill="F3F7FB"/>
+            <w:tcMar>
+              <w:top w:w="140" w:type="dxa"/>
+              <w:start w:w="140" w:type="dxa"/>
+              <w:bottom w:w="140" w:type="dxa"/>
+              <w:end w:w="140" w:type="dxa"/>
+            </w:tcMar>
+          </w:tcPr>
+          <w:p>
+            <w:r>
+              <w:rPr>
+                <w:b/>
+                <w:color w:val="1F4E78"/>
+              </w:rPr>
+              <w:t>First pass: the result before the derivation</w:t>
+            </w:r>
+          </w:p>
+          <w:p>
+            <w:pPr>
+              <w:spacing w:after="60"/>
+            </w:pPr>
+            <w:r>
+              <w:t>Expanding the gauge-invariant Dirac Lagrangian gives the interaction −eψ̄γ</w:t>
+            </w:r>
+            <w:r>
+              <w:rPr>
+                <w:vertAlign w:val="superscript"/>
+              </w:rPr>
+              <w:t>μ</w:t>
+            </w:r>
+            <w:r>
+              <w:t>ψA</w:t>
+            </w:r>
+            <w:r>
+              <w:rPr>
+                <w:vertAlign w:val="subscript"/>
+              </w:rPr>
+              <w:t>μ</w:t>
+            </w:r>
+            <w:r>
+              <w:t>: the current of Lesson 28 coupled to the potential. Its non-relativistic limit is the familiar coupling to φ and A.</w:t>
+            </w:r>
+          </w:p>
+          <w:p>
+            <w:pPr>
+              <w:spacing w:after="60"/>
+            </w:pPr>
+            <w:r>
+              <w:t>One term reproduces every classical electromagnetic coupling met so far.</w:t>
+            </w:r>
+          </w:p>
+        </w:tc>
+      </w:tr>
+    </w:tbl>
+    <w:p>
+      <w:pPr>
+        <w:spacing w:after="80"/>
+      </w:pPr>
+    </w:p>
     <w:p>
       <w:pPr>
         <w:pStyle w:val="Heading2"/>
@@ -498,7 +838,70 @@
     </w:p>
     <w:p>
       <w:r>
-        <w:t>Lesson 39, Section 2.3, showed that for any field of charge q, replacing ∂_μ by D_μ = ∂_μ + iqA_μ everywhere it acts on that field, and nowhere else, restores local phase invariance. Applied to the free Dirac Lagrangian ψ̄(iγ^μ∂_μ − m)ψ of Lesson 26, Section 4, the one place ∂_μ appears acting on ψ is inside the kinetic term (ψ̄ carries no derivative in that term), so the prescription gives</w:t>
+        <w:t>Lesson 39, Section 2.3, showed that for any field of charge q, replacing ∂</w:t>
+      </w:r>
+      <w:r>
+        <w:rPr>
+          <w:vertAlign w:val="subscript"/>
+        </w:rPr>
+        <w:t>μ</w:t>
+      </w:r>
+      <w:r>
+        <w:t xml:space="preserve"> by D</w:t>
+      </w:r>
+      <w:r>
+        <w:rPr>
+          <w:vertAlign w:val="subscript"/>
+        </w:rPr>
+        <w:t>μ</w:t>
+      </w:r>
+      <w:r>
+        <w:t xml:space="preserve"> = ∂</w:t>
+      </w:r>
+      <w:r>
+        <w:rPr>
+          <w:vertAlign w:val="subscript"/>
+        </w:rPr>
+        <w:t>μ</w:t>
+      </w:r>
+      <w:r>
+        <w:t xml:space="preserve"> + iqA</w:t>
+      </w:r>
+      <w:r>
+        <w:rPr>
+          <w:vertAlign w:val="subscript"/>
+        </w:rPr>
+        <w:t>μ</w:t>
+      </w:r>
+      <w:r>
+        <w:t xml:space="preserve"> everywhere it acts on that field, and nowhere else, restores local phase invariance. Applied to the free Dirac Lagrangian ψ̄(iγ</w:t>
+      </w:r>
+      <w:r>
+        <w:rPr>
+          <w:vertAlign w:val="superscript"/>
+        </w:rPr>
+        <w:t>μ</w:t>
+      </w:r>
+      <w:r>
+        <w:t>∂</w:t>
+      </w:r>
+      <w:r>
+        <w:rPr>
+          <w:vertAlign w:val="subscript"/>
+        </w:rPr>
+        <w:t>μ</w:t>
+      </w:r>
+      <w:r>
+        <w:t xml:space="preserve"> − m)ψ of Lesson 26, Section 4, the one place ∂</w:t>
+      </w:r>
+      <w:r>
+        <w:rPr>
+          <w:vertAlign w:val="subscript"/>
+        </w:rPr>
+        <w:t>μ</w:t>
+      </w:r>
+      <w:r>
+        <w:t xml:space="preserve"> appears acting on ψ is inside the kinetic term (ψ̄ carries no derivative in that term), so the prescription gives</w:t>
       </w:r>
     </w:p>
     <w:p>
@@ -655,7 +1058,61 @@
     </w:p>
     <w:p>
       <w:r>
-        <w:t>the second equality obtained by expanding D_μ, exactly the calculation Lesson 31, Section 5.3, sketched in preview and Lesson 39, Worked example 2, verified for a generic field. This is invariant under the simultaneous local transformation ψ → e^(−iqα)ψ, A_μ → A_μ + ∂_μα, because D_μψ was constructed, in Lesson 39, precisely to transform the same way ψ itself does.</w:t>
+        <w:t>the second equality obtained by expanding D</w:t>
+      </w:r>
+      <w:r>
+        <w:rPr>
+          <w:vertAlign w:val="subscript"/>
+        </w:rPr>
+        <w:t>μ</w:t>
+      </w:r>
+      <w:r>
+        <w:t>, exactly the calculation Lesson 31, Section 5.3, sketched in preview and Lesson 39, Worked example 2, verified for a generic field. This is invariant under the simultaneous local transformation ψ → e</w:t>
+      </w:r>
+      <w:r>
+        <w:rPr>
+          <w:vertAlign w:val="superscript"/>
+        </w:rPr>
+        <w:t>−iqα</w:t>
+      </w:r>
+      <w:r>
+        <w:t>ψ, A</w:t>
+      </w:r>
+      <w:r>
+        <w:rPr>
+          <w:vertAlign w:val="subscript"/>
+        </w:rPr>
+        <w:t>μ</w:t>
+      </w:r>
+      <w:r>
+        <w:t xml:space="preserve"> → A</w:t>
+      </w:r>
+      <w:r>
+        <w:rPr>
+          <w:vertAlign w:val="subscript"/>
+        </w:rPr>
+        <w:t>μ</w:t>
+      </w:r>
+      <w:r>
+        <w:t xml:space="preserve"> + ∂</w:t>
+      </w:r>
+      <w:r>
+        <w:rPr>
+          <w:vertAlign w:val="subscript"/>
+        </w:rPr>
+        <w:t>μα</w:t>
+      </w:r>
+      <w:r>
+        <w:t>, because D</w:t>
+      </w:r>
+      <w:r>
+        <w:rPr>
+          <w:vertAlign w:val="subscript"/>
+        </w:rPr>
+        <w:t>μ</w:t>
+      </w:r>
+      <w:r>
+        <w:t>ψ was constructed, in Lesson 39, precisely to transform the same way ψ itself does.</w:t>
       </w:r>
     </w:p>
     <w:p>
@@ -663,12 +1120,45 @@
         <w:pStyle w:val="Heading3"/>
       </w:pPr>
       <w:r>
-        <w:t>1.2 Expanding D_μ</w:t>
+        <w:t>1.2 Expanding D</w:t>
+      </w:r>
+      <w:r>
+        <w:rPr>
+          <w:vertAlign w:val="subscript"/>
+        </w:rPr>
+        <w:t>μ</w:t>
       </w:r>
     </w:p>
     <w:p>
       <w:r>
-        <w:t>Writing out the expansion in full, using D_μψ = ∂_μψ + iqA_μψ,</w:t>
+        <w:t>Writing out the expansion in full, using D</w:t>
+      </w:r>
+      <w:r>
+        <w:rPr>
+          <w:vertAlign w:val="subscript"/>
+        </w:rPr>
+        <w:t>μ</w:t>
+      </w:r>
+      <w:r>
+        <w:t>ψ = ∂</w:t>
+      </w:r>
+      <w:r>
+        <w:rPr>
+          <w:vertAlign w:val="subscript"/>
+        </w:rPr>
+        <w:t>μ</w:t>
+      </w:r>
+      <w:r>
+        <w:t>ψ + iqA</w:t>
+      </w:r>
+      <w:r>
+        <w:rPr>
+          <w:vertAlign w:val="subscript"/>
+        </w:rPr>
+        <w:t>μ</w:t>
+      </w:r>
+      <w:r>
+        <w:t>ψ,</w:t>
       </w:r>
     </w:p>
     <w:p>
@@ -832,7 +1322,25 @@
     </w:p>
     <w:p>
       <w:r>
-        <w:t>using i·i = −1 to simplify the second term. No other manipulation is needed; every step is algebra already available since Lesson 21's gamma-matrix conventions and Lesson 22's Dirac adjoint. The free part, ψ̄(iγ^μ∂_μ−m)ψ, is exactly the Lagrangian quantized in Lesson 36; only the second term is new.</w:t>
+        <w:t>using i·i = −1 to simplify the second term. No other manipulation is needed; every step is algebra already available since Lesson 21's gamma-matrix conventions and Lesson 22's Dirac adjoint. The free part, ψ̄(iγ</w:t>
+      </w:r>
+      <w:r>
+        <w:rPr>
+          <w:vertAlign w:val="superscript"/>
+        </w:rPr>
+        <w:t>μ</w:t>
+      </w:r>
+      <w:r>
+        <w:t>∂</w:t>
+      </w:r>
+      <w:r>
+        <w:rPr>
+          <w:vertAlign w:val="subscript"/>
+        </w:rPr>
+        <w:t>μ</w:t>
+      </w:r>
+      <w:r>
+        <w:t>−m)ψ, is exactly the Lagrangian quantized in Lesson 36; only the second term is new.</w:t>
       </w:r>
     </w:p>
     <w:p>
@@ -846,7 +1354,97 @@
     </w:p>
     <w:p>
       <w:r>
-        <w:t>Verify the sign of the second term directly, without shortcuts. ψ̄iγ^μ(iqA_μ)ψ = i²qψ̄γ^μA_μψ = (−1)qψ̄γ^μψA_μ = −qψ̄γ^μψA_μ, using i² = −1 (Lesson 1) and that A_μ, an ordinary real number-valued field at each point, commutes freely past the spinor indices and can be pulled outside the bilinear ψ̄γ^μψ.</w:t>
+        <w:t>Verify the sign of the second term directly, without shortcuts. ψ̄iγ</w:t>
+      </w:r>
+      <w:r>
+        <w:rPr>
+          <w:vertAlign w:val="superscript"/>
+        </w:rPr>
+        <w:t>μ</w:t>
+      </w:r>
+      <w:r>
+        <w:t>(iqA</w:t>
+      </w:r>
+      <w:r>
+        <w:rPr>
+          <w:vertAlign w:val="subscript"/>
+        </w:rPr>
+        <w:t>μ</w:t>
+      </w:r>
+      <w:r>
+        <w:t>)ψ = i²qψ̄γ</w:t>
+      </w:r>
+      <w:r>
+        <w:rPr>
+          <w:vertAlign w:val="superscript"/>
+        </w:rPr>
+        <w:t>μ</w:t>
+      </w:r>
+      <w:r>
+        <w:t>A</w:t>
+      </w:r>
+      <w:r>
+        <w:rPr>
+          <w:vertAlign w:val="subscript"/>
+        </w:rPr>
+        <w:t>μ</w:t>
+      </w:r>
+      <w:r>
+        <w:t>ψ = (−1)qψ̄γ</w:t>
+      </w:r>
+      <w:r>
+        <w:rPr>
+          <w:vertAlign w:val="superscript"/>
+        </w:rPr>
+        <w:t>μ</w:t>
+      </w:r>
+      <w:r>
+        <w:t>ψA</w:t>
+      </w:r>
+      <w:r>
+        <w:rPr>
+          <w:vertAlign w:val="subscript"/>
+        </w:rPr>
+        <w:t>μ</w:t>
+      </w:r>
+      <w:r>
+        <w:t xml:space="preserve"> = −qψ̄γ</w:t>
+      </w:r>
+      <w:r>
+        <w:rPr>
+          <w:vertAlign w:val="superscript"/>
+        </w:rPr>
+        <w:t>μ</w:t>
+      </w:r>
+      <w:r>
+        <w:t>ψA</w:t>
+      </w:r>
+      <w:r>
+        <w:rPr>
+          <w:vertAlign w:val="subscript"/>
+        </w:rPr>
+        <w:t>μ</w:t>
+      </w:r>
+      <w:r>
+        <w:t>, using i² = −1 (Lesson 1) and that A</w:t>
+      </w:r>
+      <w:r>
+        <w:rPr>
+          <w:vertAlign w:val="subscript"/>
+        </w:rPr>
+        <w:t>μ</w:t>
+      </w:r>
+      <w:r>
+        <w:t>, an ordinary real number-valued field at each point, commutes freely past the spinor indices and can be pulled outside the bilinear ψ̄γ</w:t>
+      </w:r>
+      <w:r>
+        <w:rPr>
+          <w:vertAlign w:val="superscript"/>
+        </w:rPr>
+        <w:t>μ</w:t>
+      </w:r>
+      <w:r>
+        <w:t>ψ.</w:t>
       </w:r>
     </w:p>
     <w:p>
@@ -964,7 +1562,79 @@
     </w:p>
     <w:p>
       <w:r>
-        <w:t>using the Noether current j^μ = qψ̄γ^μψ of Lesson 31, Section 1.1, whose sign convention was fixed there specifically so that this current, not its negative, is the one that couples with the universal minus sign of Lesson 26, Section 6.3's −j^μA_μ. The match is exact and was not arranged by adjusting a convention after the fact: Lesson 31 fixed the sign of j^μ from the requirement that the Noether charge be positive for a particle of positive q, and Lesson 39's derivation, applied here, produces −j^μA_μ with that same j^μ, with nothing left to adjust.</w:t>
+        <w:t>using the Noether current j</w:t>
+      </w:r>
+      <w:r>
+        <w:rPr>
+          <w:vertAlign w:val="superscript"/>
+        </w:rPr>
+        <w:t>μ</w:t>
+      </w:r>
+      <w:r>
+        <w:t xml:space="preserve"> = qψ̄γ</w:t>
+      </w:r>
+      <w:r>
+        <w:rPr>
+          <w:vertAlign w:val="superscript"/>
+        </w:rPr>
+        <w:t>μ</w:t>
+      </w:r>
+      <w:r>
+        <w:t>ψ of Lesson 31, Section 1.1, whose sign convention was fixed there specifically so that this current, not its negative, is the one that couples with the universal minus sign of Lesson 26, Section 6.3's −j</w:t>
+      </w:r>
+      <w:r>
+        <w:rPr>
+          <w:vertAlign w:val="superscript"/>
+        </w:rPr>
+        <w:t>μ</w:t>
+      </w:r>
+      <w:r>
+        <w:t>A</w:t>
+      </w:r>
+      <w:r>
+        <w:rPr>
+          <w:vertAlign w:val="subscript"/>
+        </w:rPr>
+        <w:t>μ</w:t>
+      </w:r>
+      <w:r>
+        <w:t>. The match is exact and was not arranged by adjusting a convention after the fact: Lesson 31 fixed the sign of j</w:t>
+      </w:r>
+      <w:r>
+        <w:rPr>
+          <w:vertAlign w:val="superscript"/>
+        </w:rPr>
+        <w:t>μ</w:t>
+      </w:r>
+      <w:r>
+        <w:t xml:space="preserve"> from the requirement that the Noether charge be positive for a particle of positive q, and Lesson 39's derivation, applied here, produces −j</w:t>
+      </w:r>
+      <w:r>
+        <w:rPr>
+          <w:vertAlign w:val="superscript"/>
+        </w:rPr>
+        <w:t>μ</w:t>
+      </w:r>
+      <w:r>
+        <w:t>A</w:t>
+      </w:r>
+      <w:r>
+        <w:rPr>
+          <w:vertAlign w:val="subscript"/>
+        </w:rPr>
+        <w:t>μ</w:t>
+      </w:r>
+      <w:r>
+        <w:t xml:space="preserve"> with that same j</w:t>
+      </w:r>
+      <w:r>
+        <w:rPr>
+          <w:vertAlign w:val="superscript"/>
+        </w:rPr>
+        <w:t>μ</w:t>
+      </w:r>
+      <w:r>
+        <w:t>, with nothing left to adjust.</w:t>
       </w:r>
     </w:p>
     <w:p>
@@ -1226,7 +1896,106 @@
     </w:p>
     <w:p>
       <w:r>
-        <w:t>Write the current that appears in ℒ_int for the electron explicitly. j^μ = qψ̄γ^μψ = −eψ̄γ^μψ, exactly the electromagnetic current of Lesson 24, Section 5.1, and Lesson 30, Section 6.1, so that ℒ_int = −j^μA_μ = −(−eψ̄γ^μψ)A_μ = eψ̄γ^μψA_μ, matching Section 2.2 by a second, independent route through the already-established current rather than through the freshly expanded covariant derivative.</w:t>
+        <w:t>Write the current that appears in ℒ</w:t>
+      </w:r>
+      <w:r>
+        <w:rPr>
+          <w:vertAlign w:val="subscript"/>
+        </w:rPr>
+        <w:t>int</w:t>
+      </w:r>
+      <w:r>
+        <w:t xml:space="preserve"> for the electron explicitly. j</w:t>
+      </w:r>
+      <w:r>
+        <w:rPr>
+          <w:vertAlign w:val="superscript"/>
+        </w:rPr>
+        <w:t>μ</w:t>
+      </w:r>
+      <w:r>
+        <w:t xml:space="preserve"> = qψ̄γ</w:t>
+      </w:r>
+      <w:r>
+        <w:rPr>
+          <w:vertAlign w:val="superscript"/>
+        </w:rPr>
+        <w:t>μ</w:t>
+      </w:r>
+      <w:r>
+        <w:t>ψ = −eψ̄γ</w:t>
+      </w:r>
+      <w:r>
+        <w:rPr>
+          <w:vertAlign w:val="superscript"/>
+        </w:rPr>
+        <w:t>μ</w:t>
+      </w:r>
+      <w:r>
+        <w:t>ψ, exactly the electromagnetic current of Lesson 24, Section 5.1, and Lesson 30, Section 6.1, so that ℒ</w:t>
+      </w:r>
+      <w:r>
+        <w:rPr>
+          <w:vertAlign w:val="subscript"/>
+        </w:rPr>
+        <w:t>int</w:t>
+      </w:r>
+      <w:r>
+        <w:t xml:space="preserve"> = −j</w:t>
+      </w:r>
+      <w:r>
+        <w:rPr>
+          <w:vertAlign w:val="superscript"/>
+        </w:rPr>
+        <w:t>μ</w:t>
+      </w:r>
+      <w:r>
+        <w:t>A</w:t>
+      </w:r>
+      <w:r>
+        <w:rPr>
+          <w:vertAlign w:val="subscript"/>
+        </w:rPr>
+        <w:t>μ</w:t>
+      </w:r>
+      <w:r>
+        <w:t xml:space="preserve"> = −(−eψ̄γ</w:t>
+      </w:r>
+      <w:r>
+        <w:rPr>
+          <w:vertAlign w:val="superscript"/>
+        </w:rPr>
+        <w:t>μ</w:t>
+      </w:r>
+      <w:r>
+        <w:t>ψ)A</w:t>
+      </w:r>
+      <w:r>
+        <w:rPr>
+          <w:vertAlign w:val="subscript"/>
+        </w:rPr>
+        <w:t>μ</w:t>
+      </w:r>
+      <w:r>
+        <w:t xml:space="preserve"> = eψ̄γ</w:t>
+      </w:r>
+      <w:r>
+        <w:rPr>
+          <w:vertAlign w:val="superscript"/>
+        </w:rPr>
+        <w:t>μ</w:t>
+      </w:r>
+      <w:r>
+        <w:t>ψA</w:t>
+      </w:r>
+      <w:r>
+        <w:rPr>
+          <w:vertAlign w:val="subscript"/>
+        </w:rPr>
+        <w:t>μ</w:t>
+      </w:r>
+      <w:r>
+        <w:t>, matching Section 2.2 by a second, independent route through the already-established current rather than through the freshly expanded covariant derivative.</w:t>
       </w:r>
     </w:p>
     <w:p>
@@ -1247,7 +2016,61 @@
     </w:p>
     <w:p>
       <w:r>
-        <w:t>Lesson 5, Section 5.3, found the covariant interaction −qA_μdx^μ as the unique Lorentz scalar linear in A_μ available to a point particle, and derived from it, by varying the action, the covariant Lorentz force law m du_μ/dτ = qF_μν u^ν. This route starts from a single particle with a trajectory and asks what scalar can be built from its motion and the field.</w:t>
+        <w:t>Lesson 5, Section 5.3, found the covariant interaction −qA</w:t>
+      </w:r>
+      <w:r>
+        <w:rPr>
+          <w:vertAlign w:val="subscript"/>
+        </w:rPr>
+        <w:t>μ</w:t>
+      </w:r>
+      <w:r>
+        <w:t>dx</w:t>
+      </w:r>
+      <w:r>
+        <w:rPr>
+          <w:vertAlign w:val="superscript"/>
+        </w:rPr>
+        <w:t>μ</w:t>
+      </w:r>
+      <w:r>
+        <w:t xml:space="preserve"> as the unique Lorentz scalar linear in A</w:t>
+      </w:r>
+      <w:r>
+        <w:rPr>
+          <w:vertAlign w:val="subscript"/>
+        </w:rPr>
+        <w:t>μ</w:t>
+      </w:r>
+      <w:r>
+        <w:t xml:space="preserve"> available to a point particle, and derived from it, by varying the action, the covariant Lorentz force law m du</w:t>
+      </w:r>
+      <w:r>
+        <w:rPr>
+          <w:vertAlign w:val="subscript"/>
+        </w:rPr>
+        <w:t>μ</w:t>
+      </w:r>
+      <w:r>
+        <w:t>/dτ = qF</w:t>
+      </w:r>
+      <w:r>
+        <w:rPr>
+          <w:vertAlign w:val="subscript"/>
+        </w:rPr>
+        <w:t>μν</w:t>
+      </w:r>
+      <w:r>
+        <w:t xml:space="preserve"> u</w:t>
+      </w:r>
+      <w:r>
+        <w:rPr>
+          <w:vertAlign w:val="superscript"/>
+        </w:rPr>
+        <w:t>ν</w:t>
+      </w:r>
+      <w:r>
+        <w:t>. This route starts from a single particle with a trajectory and asks what scalar can be built from its motion and the field.</w:t>
       </w:r>
     </w:p>
     <w:p>
@@ -1260,7 +2083,34 @@
     </w:p>
     <w:p>
       <w:r>
-        <w:t>Lesson 26, Section 6.3, added −j^μA_μ directly to the field Lagrangian, for any current j^μ, and Worked example 5 there confirmed that for the current of a point charge this reduces to exactly Lesson 5's particle coupling. This route starts from the field and asks what term couples it to an arbitrary, externally specified source.</w:t>
+        <w:t>Lesson 26, Section 6.3, added −j</w:t>
+      </w:r>
+      <w:r>
+        <w:rPr>
+          <w:vertAlign w:val="superscript"/>
+        </w:rPr>
+        <w:t>μ</w:t>
+      </w:r>
+      <w:r>
+        <w:t>A</w:t>
+      </w:r>
+      <w:r>
+        <w:rPr>
+          <w:vertAlign w:val="subscript"/>
+        </w:rPr>
+        <w:t>μ</w:t>
+      </w:r>
+      <w:r>
+        <w:t xml:space="preserve"> directly to the field Lagrangian, for any current j</w:t>
+      </w:r>
+      <w:r>
+        <w:rPr>
+          <w:vertAlign w:val="superscript"/>
+        </w:rPr>
+        <w:t>μ</w:t>
+      </w:r>
+      <w:r>
+        <w:t>, and Worked example 5 there confirmed that for the current of a point charge this reduces to exactly Lesson 5's particle coupling. This route starts from the field and asks what term couples it to an arbitrary, externally specified source.</w:t>
       </w:r>
     </w:p>
     <w:p>
@@ -1273,7 +2123,34 @@
     </w:p>
     <w:p>
       <w:r>
-        <w:t>This lesson and Lesson 39 start neither from a particle trajectory nor from an assumed source, but from the electron field's own Lagrangian and the requirement of local phase invariance, and arrive at −j^μA_μ with j^μ the electron's own Noether current, not as an assumption but as the unique term restoring a broken symmetry. The three routes converge on the identical formula because they are, in the end, describing the same physics at three levels of description: a single classical particle, a classical field sourced by an arbitrary current, and a quantum field whose own conserved charge supplies the current.</w:t>
+        <w:t>This lesson and Lesson 39 start neither from a particle trajectory nor from an assumed source, but from the electron field's own Lagrangian and the requirement of local phase invariance, and arrive at −j</w:t>
+      </w:r>
+      <w:r>
+        <w:rPr>
+          <w:vertAlign w:val="superscript"/>
+        </w:rPr>
+        <w:t>μ</w:t>
+      </w:r>
+      <w:r>
+        <w:t>A</w:t>
+      </w:r>
+      <w:r>
+        <w:rPr>
+          <w:vertAlign w:val="subscript"/>
+        </w:rPr>
+        <w:t>μ</w:t>
+      </w:r>
+      <w:r>
+        <w:t xml:space="preserve"> with j</w:t>
+      </w:r>
+      <w:r>
+        <w:rPr>
+          <w:vertAlign w:val="superscript"/>
+        </w:rPr>
+        <w:t>μ</w:t>
+      </w:r>
+      <w:r>
+        <w:t xml:space="preserve"> the electron's own Noether current, not as an assumption but as the unique term restoring a broken symmetry. The three routes converge on the identical formula because they are, in the end, describing the same physics at three levels of description: a single classical particle, a classical field sourced by an arbitrary current, and a quantum field whose own conserved charge supplies the current.</w:t>
       </w:r>
     </w:p>
     <w:p>
@@ -1287,7 +2164,43 @@
     </w:p>
     <w:p>
       <w:r>
-        <w:t>State what distinguishes the third route from the first two, beyond arriving at the same formula. In Sections 3.1 and 3.2, the coupling −qA_μdx^μ or −j^μA_μ is introduced by recognizing that it is a term consistent with the symmetries already assumed (Lorentz invariance, in Lesson 5; gauge invariance of the field piece alone, in Lesson 26, with the matter current simply inserted); nothing in either derivation would have noticed if a different, also Lorentz-invariant coupling had been used instead, had one existed. Section 2's derivation is different in kind: it shows that no other coupling is consistent with the electron field's own local phase invariance, ruling out alternatives rather than merely accommodating one particular choice.</w:t>
+        <w:t>State what distinguishes the third route from the first two, beyond arriving at the same formula. In Sections 3.1 and 3.2, the coupling −qA</w:t>
+      </w:r>
+      <w:r>
+        <w:rPr>
+          <w:vertAlign w:val="subscript"/>
+        </w:rPr>
+        <w:t>μ</w:t>
+      </w:r>
+      <w:r>
+        <w:t>dx</w:t>
+      </w:r>
+      <w:r>
+        <w:rPr>
+          <w:vertAlign w:val="superscript"/>
+        </w:rPr>
+        <w:t>μ</w:t>
+      </w:r>
+      <w:r>
+        <w:t xml:space="preserve"> or −j</w:t>
+      </w:r>
+      <w:r>
+        <w:rPr>
+          <w:vertAlign w:val="superscript"/>
+        </w:rPr>
+        <w:t>μ</w:t>
+      </w:r>
+      <w:r>
+        <w:t>A</w:t>
+      </w:r>
+      <w:r>
+        <w:rPr>
+          <w:vertAlign w:val="subscript"/>
+        </w:rPr>
+        <w:t>μ</w:t>
+      </w:r>
+      <w:r>
+        <w:t xml:space="preserve"> is introduced by recognizing that it is a term consistent with the symmetries already assumed (Lorentz invariance, in Lesson 5; gauge invariance of the field piece alone, in Lesson 26, with the matter current simply inserted); nothing in either derivation would have noticed if a different, also Lorentz-invariant coupling had been used instead, had one existed. Section 2's derivation is different in kind: it shows that no other coupling is consistent with the electron field's own local phase invariance, ruling out alternatives rather than merely accommodating one particular choice.</w:t>
       </w:r>
     </w:p>
     <w:p>
@@ -1308,7 +2221,88 @@
     </w:p>
     <w:p>
       <w:r>
-        <w:t>The equation of motion from ℒ = ψ̄(iγ^μD_μ − m)ψ is (iγ^μD_μ − m)ψ = 0, the gauged Dirac equation. Multiply on the left by β = γ⁰ and use γ^i = βα^i (Lesson 20, Section 3.1) and the component decomposition A_μ = (φ, −A) from lowering the index on A^μ = (φ, A) (Lesson 4, Section 1.3). Carrying through the same steps used to reach the Hamiltonian form of the free Dirac equation in Lesson 20, Section 1.1, now with the extra A_μ terms (Exercise 9 works through every step),</w:t>
+        <w:t>The equation of motion from ℒ = ψ̄(iγ</w:t>
+      </w:r>
+      <w:r>
+        <w:rPr>
+          <w:vertAlign w:val="superscript"/>
+        </w:rPr>
+        <w:t>μ</w:t>
+      </w:r>
+      <w:r>
+        <w:t>D</w:t>
+      </w:r>
+      <w:r>
+        <w:rPr>
+          <w:vertAlign w:val="subscript"/>
+        </w:rPr>
+        <w:t>μ</w:t>
+      </w:r>
+      <w:r>
+        <w:t xml:space="preserve"> − m)ψ is (iγ</w:t>
+      </w:r>
+      <w:r>
+        <w:rPr>
+          <w:vertAlign w:val="superscript"/>
+        </w:rPr>
+        <w:t>μ</w:t>
+      </w:r>
+      <w:r>
+        <w:t>D</w:t>
+      </w:r>
+      <w:r>
+        <w:rPr>
+          <w:vertAlign w:val="subscript"/>
+        </w:rPr>
+        <w:t>μ</w:t>
+      </w:r>
+      <w:r>
+        <w:t xml:space="preserve"> − m)ψ = 0, the gauged Dirac equation. Multiply on the left by β = γ⁰ and use γ</w:t>
+      </w:r>
+      <w:r>
+        <w:rPr>
+          <w:vertAlign w:val="superscript"/>
+        </w:rPr>
+        <w:t>i</w:t>
+      </w:r>
+      <w:r>
+        <w:t xml:space="preserve"> = βα</w:t>
+      </w:r>
+      <w:r>
+        <w:rPr>
+          <w:vertAlign w:val="superscript"/>
+        </w:rPr>
+        <w:t>i</w:t>
+      </w:r>
+      <w:r>
+        <w:t xml:space="preserve"> (Lesson 20, Section 3.1) and the component decomposition A</w:t>
+      </w:r>
+      <w:r>
+        <w:rPr>
+          <w:vertAlign w:val="subscript"/>
+        </w:rPr>
+        <w:t>μ</w:t>
+      </w:r>
+      <w:r>
+        <w:t xml:space="preserve"> = (φ, −A) from lowering the index on A</w:t>
+      </w:r>
+      <w:r>
+        <w:rPr>
+          <w:vertAlign w:val="superscript"/>
+        </w:rPr>
+        <w:t>μ</w:t>
+      </w:r>
+      <w:r>
+        <w:t xml:space="preserve"> = (φ, A) (Lesson 4, Section 1.3). Carrying through the same steps used to reach the Hamiltonian form of the free Dirac equation in Lesson 20, Section 1.1, now with the extra A</w:t>
+      </w:r>
+      <w:r>
+        <w:rPr>
+          <w:vertAlign w:val="subscript"/>
+        </w:rPr>
+        <w:t>μ</w:t>
+      </w:r>
+      <w:r>
+        <w:t xml:space="preserve"> terms (Exercise 9 works through every step),</w:t>
       </w:r>
     </w:p>
     <w:p>
@@ -1405,7 +2399,16 @@
     </w:p>
     <w:p>
       <w:r>
-        <w:t>The free Hamiltonian h = α·p̂ + βm of Lesson 20 is recovered by setting A = φ = 0, and the substitution p̂ → p̂ − qA together with the addition of qφ is exactly the minimal coupling rule of Lesson 6, Section 6.2, and Lesson 8, Section 8.1, now derived for the relativistic Dirac Hamiltonian rather than assumed for a classical or nonrelativistic quantum particle. For the electron, q = −e gives h_D = α·(p̂ + eA) + βm − eφ.</w:t>
+        <w:t>The free Hamiltonian h = α·p̂ + βm of Lesson 20 is recovered by setting A = φ = 0, and the substitution p̂ → p̂ − qA together with the addition of qφ is exactly the minimal coupling rule of Lesson 6, Section 6.2, and Lesson 8, Section 8.1, now derived for the relativistic Dirac Hamiltonian rather than assumed for a classical or nonrelativistic quantum particle. For the electron, q = −e gives h</w:t>
+      </w:r>
+      <w:r>
+        <w:rPr>
+          <w:vertAlign w:val="subscript"/>
+        </w:rPr>
+        <w:t>D</w:t>
+      </w:r>
+      <w:r>
+        <w:t xml:space="preserve"> = α·(p̂ + eA) + βm − eφ.</w:t>
       </w:r>
     </w:p>
     <w:p>
@@ -1419,7 +2422,70 @@
     </w:p>
     <w:p>
       <w:r>
-        <w:t>Verify the sign of the qφ term directly from Section 2.1's Lagrangian by an independent route: reading off φ as minus the term proportional to A_0 = φ inside qψ̄γ^μψA_μ restricted to μ = 0. The μ = 0 piece of ℒ_int is qψ̄γ⁰ψA_0 = qψ†ψφ, using ψ̄γ⁰ = ψ† (Lesson 22, Worked example 1). Since ℒ_int enters the Lagrangian with the sign already fixed in Section 2.1, and the Hamiltonian density is minus the Lagrangian density's interaction piece for a term with no time derivative (the standard relation ℋ = −ℒ for a non-derivative interaction term, since such a term contributes to ℋ = πψ̇ − ℒ only through its own −ℒ, none of it involving ψ̇), the Hamiltonian picks up −qψ†ψφ, matching +qφ multiplying ψ in the one-particle Hamiltonian h_D of Section 4.1 once the operator ψ†ψ is understood as acting on a single-particle wave function, consistent with the direct derivation there.</w:t>
+        <w:t>Verify the sign of the qφ term directly from Section 2.1's Lagrangian by an independent route: reading off φ as minus the term proportional to A</w:t>
+      </w:r>
+      <w:r>
+        <w:rPr>
+          <w:vertAlign w:val="subscript"/>
+        </w:rPr>
+        <w:t>0</w:t>
+      </w:r>
+      <w:r>
+        <w:t xml:space="preserve"> = φ inside qψ̄γ</w:t>
+      </w:r>
+      <w:r>
+        <w:rPr>
+          <w:vertAlign w:val="superscript"/>
+        </w:rPr>
+        <w:t>μ</w:t>
+      </w:r>
+      <w:r>
+        <w:t>ψA</w:t>
+      </w:r>
+      <w:r>
+        <w:rPr>
+          <w:vertAlign w:val="subscript"/>
+        </w:rPr>
+        <w:t>μ</w:t>
+      </w:r>
+      <w:r>
+        <w:t xml:space="preserve"> restricted to μ = 0. The μ = 0 piece of ℒ</w:t>
+      </w:r>
+      <w:r>
+        <w:rPr>
+          <w:vertAlign w:val="subscript"/>
+        </w:rPr>
+        <w:t>int</w:t>
+      </w:r>
+      <w:r>
+        <w:t xml:space="preserve"> is qψ̄γ⁰ψA</w:t>
+      </w:r>
+      <w:r>
+        <w:rPr>
+          <w:vertAlign w:val="subscript"/>
+        </w:rPr>
+        <w:t>0</w:t>
+      </w:r>
+      <w:r>
+        <w:t xml:space="preserve"> = qψ†ψφ, using ψ̄γ⁰ = ψ† (Lesson 22, Worked example 1). Since ℒ</w:t>
+      </w:r>
+      <w:r>
+        <w:rPr>
+          <w:vertAlign w:val="subscript"/>
+        </w:rPr>
+        <w:t>int</w:t>
+      </w:r>
+      <w:r>
+        <w:t xml:space="preserve"> enters the Lagrangian with the sign already fixed in Section 2.1, and the Hamiltonian density is minus the Lagrangian density's interaction piece for a term with no time derivative (the standard relation ℋ = −ℒ for a non-derivative interaction term, since such a term contributes to ℋ = πψ̇ − ℒ only through its own −ℒ, none of it involving ψ̇), the Hamiltonian picks up −qψ†ψφ, matching +qφ multiplying ψ in the one-particle Hamiltonian h</w:t>
+      </w:r>
+      <w:r>
+        <w:rPr>
+          <w:vertAlign w:val="subscript"/>
+        </w:rPr>
+        <w:t>D</w:t>
+      </w:r>
+      <w:r>
+        <w:t xml:space="preserve"> of Section 4.1 once the operator ψ†ψ is understood as acting on a single-particle wave function, consistent with the direct derivation there.</w:t>
       </w:r>
     </w:p>
     <w:p>
@@ -1432,7 +2498,16 @@
     </w:p>
     <w:p>
       <w:r>
-        <w:t>Squaring h_D − qφ = α·(p̂−qA) + βm and expanding to the nonrelativistic order used throughout Lesson 3 and Lesson 18, as the free case was expanded in Lesson 3, Worked example 5, produces not only the expected (p̂−qA)²/2m kinetic term but an additional term, −(q/2m)σ·B, coupling the electron's spin directly to the magnetic field with a coefficient corresponding to a magnetic moment twice the naive classical value for a spinning charge. This calculation, a substantial one requiring the block structure of Lesson 20 applied to the squared Hamiltonian, is not carried out in this course until Lesson 76, where it is identified as one of the most celebrated early successes of the Dirac equation: the gyromagnetic ratio g = 2 emerges from minimal coupling alone, with no adjustable parameter, matching experiment to the precision achievable before radiative corrections (Lesson 76's actual subject) become relevant.</w:t>
+        <w:t>Squaring h</w:t>
+      </w:r>
+      <w:r>
+        <w:rPr>
+          <w:vertAlign w:val="subscript"/>
+        </w:rPr>
+        <w:t>D</w:t>
+      </w:r>
+      <w:r>
+        <w:t xml:space="preserve"> − qφ = α·(p̂−qA) + βm and expanding to the nonrelativistic order used throughout Lesson 3 and Lesson 18, as the free case was expanded in Lesson 3, Worked example 5, produces not only the expected (p̂−qA)²/2m kinetic term but an additional term, −(q/2m)σ·B, coupling the electron's spin directly to the magnetic field with a coefficient corresponding to a magnetic moment twice the naive classical value for a spinning charge. This calculation, a substantial one requiring the block structure of Lesson 20 applied to the squared Hamiltonian, is not carried out in this course until Lesson 76, where it is identified as one of the most celebrated early successes of the Dirac equation: the gyromagnetic ratio g = 2 emerges from minimal coupling alone, with no adjustable parameter, matching experiment to the precision achievable before radiative corrections (Lesson 76's actual subject) become relevant.</w:t>
       </w:r>
     </w:p>
     <w:p>
@@ -1448,12 +2523,102 @@
         <w:pStyle w:val="Heading3"/>
       </w:pPr>
       <w:r>
-        <w:t>5.1 A_μ as an external field, so far</w:t>
+        <w:t>5.1 A</w:t>
+      </w:r>
+      <w:r>
+        <w:rPr>
+          <w:vertAlign w:val="subscript"/>
+        </w:rPr>
+        <w:t>μ</w:t>
+      </w:r>
+      <w:r>
+        <w:t xml:space="preserve"> as an external field, so far</w:t>
       </w:r>
     </w:p>
     <w:p>
       <w:r>
-        <w:t>Every equation in this lesson treats A_μ as a given, external function of spacetime, as Lesson 6's classical charged particle and Lesson 12's nonrelativistic quantum particle in a specified potential did. The Dirac field ψ responds to A_μ, but nothing written so far makes A_μ respond to ψ: the Lagrangian ℒ = ψ̄(iγ^μD_μ−m)ψ contains no kinetic term for A_μ, no −(1/4)F_μνF^μν, and without one, A_μ has no equation of motion of its own and cannot be treated as a genuine dynamical quantum field with the creation and annihilation operators constructed in Lesson 38.</w:t>
+        <w:t>Every equation in this lesson treats A</w:t>
+      </w:r>
+      <w:r>
+        <w:rPr>
+          <w:vertAlign w:val="subscript"/>
+        </w:rPr>
+        <w:t>μ</w:t>
+      </w:r>
+      <w:r>
+        <w:t xml:space="preserve"> as a given, external function of spacetime, as Lesson 6's classical charged particle and Lesson 12's nonrelativistic quantum particle in a specified potential did. The Dirac field ψ responds to A</w:t>
+      </w:r>
+      <w:r>
+        <w:rPr>
+          <w:vertAlign w:val="subscript"/>
+        </w:rPr>
+        <w:t>μ</w:t>
+      </w:r>
+      <w:r>
+        <w:t>, but nothing written so far makes A</w:t>
+      </w:r>
+      <w:r>
+        <w:rPr>
+          <w:vertAlign w:val="subscript"/>
+        </w:rPr>
+        <w:t>μ</w:t>
+      </w:r>
+      <w:r>
+        <w:t xml:space="preserve"> respond to ψ: the Lagrangian ℒ = ψ̄(iγ</w:t>
+      </w:r>
+      <w:r>
+        <w:rPr>
+          <w:vertAlign w:val="superscript"/>
+        </w:rPr>
+        <w:t>μ</w:t>
+      </w:r>
+      <w:r>
+        <w:t>D</w:t>
+      </w:r>
+      <w:r>
+        <w:rPr>
+          <w:vertAlign w:val="subscript"/>
+        </w:rPr>
+        <w:t>μ</w:t>
+      </w:r>
+      <w:r>
+        <w:t>−m)ψ contains no kinetic term for A</w:t>
+      </w:r>
+      <w:r>
+        <w:rPr>
+          <w:vertAlign w:val="subscript"/>
+        </w:rPr>
+        <w:t>μ</w:t>
+      </w:r>
+      <w:r>
+        <w:t>, no −(1/4)F</w:t>
+      </w:r>
+      <w:r>
+        <w:rPr>
+          <w:vertAlign w:val="subscript"/>
+        </w:rPr>
+        <w:t>μν</w:t>
+      </w:r>
+      <w:r>
+        <w:t>F</w:t>
+      </w:r>
+      <w:r>
+        <w:rPr>
+          <w:vertAlign w:val="superscript"/>
+        </w:rPr>
+        <w:t>μν</w:t>
+      </w:r>
+      <w:r>
+        <w:t>, and without one, A</w:t>
+      </w:r>
+      <w:r>
+        <w:rPr>
+          <w:vertAlign w:val="subscript"/>
+        </w:rPr>
+        <w:t>μ</w:t>
+      </w:r>
+      <w:r>
+        <w:t xml:space="preserve"> has no equation of motion of its own and cannot be treated as a genuine dynamical quantum field with the creation and annihilation operators constructed in Lesson 38.</w:t>
       </w:r>
     </w:p>
     <w:p>
@@ -1466,7 +2631,88 @@
     </w:p>
     <w:p>
       <w:r>
-        <w:t>Adding −(1/4)F_μνF^μν, the free photon Lagrangian of Lesson 26, Section 6.1, and Lesson 38, to ℒ of Section 2.2 gives A_μ its own dynamics, sourced by exactly the current j^μ appearing in ℒ_int, since varying the combined Lagrangian with respect to A_μ produces the inhomogeneous Maxwell equation ∂_μF^μν = j^ν with this same electron current on the right, the relation already previewed in Lesson 24, Section 5.2. Only once this term is included, in Lesson 42, is the theory genuinely QED: a single Lagrangian in which the electron field and the photon field are each other's source, coupled by the one interaction term this lesson has now derived twice over.</w:t>
+        <w:t>Adding −(1/4)F</w:t>
+      </w:r>
+      <w:r>
+        <w:rPr>
+          <w:vertAlign w:val="subscript"/>
+        </w:rPr>
+        <w:t>μν</w:t>
+      </w:r>
+      <w:r>
+        <w:t>F</w:t>
+      </w:r>
+      <w:r>
+        <w:rPr>
+          <w:vertAlign w:val="superscript"/>
+        </w:rPr>
+        <w:t>μν</w:t>
+      </w:r>
+      <w:r>
+        <w:t>, the free photon Lagrangian of Lesson 26, Section 6.1, and Lesson 38, to ℒ of Section 2.2 gives A</w:t>
+      </w:r>
+      <w:r>
+        <w:rPr>
+          <w:vertAlign w:val="subscript"/>
+        </w:rPr>
+        <w:t>μ</w:t>
+      </w:r>
+      <w:r>
+        <w:t xml:space="preserve"> its own dynamics, sourced by exactly the current j</w:t>
+      </w:r>
+      <w:r>
+        <w:rPr>
+          <w:vertAlign w:val="superscript"/>
+        </w:rPr>
+        <w:t>μ</w:t>
+      </w:r>
+      <w:r>
+        <w:t xml:space="preserve"> appearing in ℒ</w:t>
+      </w:r>
+      <w:r>
+        <w:rPr>
+          <w:vertAlign w:val="subscript"/>
+        </w:rPr>
+        <w:t>int</w:t>
+      </w:r>
+      <w:r>
+        <w:t>, since varying the combined Lagrangian with respect to A</w:t>
+      </w:r>
+      <w:r>
+        <w:rPr>
+          <w:vertAlign w:val="subscript"/>
+        </w:rPr>
+        <w:t>μ</w:t>
+      </w:r>
+      <w:r>
+        <w:t xml:space="preserve"> produces the inhomogeneous Maxwell equation ∂</w:t>
+      </w:r>
+      <w:r>
+        <w:rPr>
+          <w:vertAlign w:val="subscript"/>
+        </w:rPr>
+        <w:t>μ</w:t>
+      </w:r>
+      <w:r>
+        <w:t>F</w:t>
+      </w:r>
+      <w:r>
+        <w:rPr>
+          <w:vertAlign w:val="superscript"/>
+        </w:rPr>
+        <w:t>μν</w:t>
+      </w:r>
+      <w:r>
+        <w:t xml:space="preserve"> = j</w:t>
+      </w:r>
+      <w:r>
+        <w:rPr>
+          <w:vertAlign w:val="superscript"/>
+        </w:rPr>
+        <w:t>ν</w:t>
+      </w:r>
+      <w:r>
+        <w:t xml:space="preserve"> with this same electron current on the right, the relation already previewed in Lesson 24, Section 5.2. Only once this term is included, in Lesson 42, is the theory genuinely QED: a single Lagrangian in which the electron field and the photon field are each other's source, coupled by the one interaction term this lesson has now derived twice over.</w:t>
       </w:r>
     </w:p>
     <w:p>
@@ -1480,7 +2726,34 @@
     </w:p>
     <w:p>
       <w:r>
-        <w:t>State, in one sentence, why Lesson 40's interaction term alone, without Lesson 42's kinetic term for A_μ, already suffices to describe an electron in a fixed, externally imposed field, such as the electron in a hydrogen atom's Coulomb field or the electron in the external magnetic field of Lesson 76's preview. In both cases the source of A_μ, the proton or the laboratory magnet, is treated as fixed and unaffected by the electron, so no equation of motion for A_μ is needed, and the interacting Dirac equation of Section 4.1 already gives the complete, correct dynamics for the electron alone in that fixed background.</w:t>
+        <w:t>State, in one sentence, why Lesson 40's interaction term alone, without Lesson 42's kinetic term for A</w:t>
+      </w:r>
+      <w:r>
+        <w:rPr>
+          <w:vertAlign w:val="subscript"/>
+        </w:rPr>
+        <w:t>μ</w:t>
+      </w:r>
+      <w:r>
+        <w:t>, already suffices to describe an electron in a fixed, externally imposed field, such as the electron in a hydrogen atom's Coulomb field or the electron in the external magnetic field of Lesson 76's preview. In both cases the source of A</w:t>
+      </w:r>
+      <w:r>
+        <w:rPr>
+          <w:vertAlign w:val="subscript"/>
+        </w:rPr>
+        <w:t>μ</w:t>
+      </w:r>
+      <w:r>
+        <w:t>, the proton or the laboratory magnet, is treated as fixed and unaffected by the electron, so no equation of motion for A</w:t>
+      </w:r>
+      <w:r>
+        <w:rPr>
+          <w:vertAlign w:val="subscript"/>
+        </w:rPr>
+        <w:t>μ</w:t>
+      </w:r>
+      <w:r>
+        <w:t xml:space="preserve"> is needed, and the interacting Dirac equation of Section 4.1 already gives the complete, correct dynamics for the electron alone in that fixed background.</w:t>
       </w:r>
     </w:p>
     <w:p>
@@ -1564,7 +2837,34 @@
           </w:tcPr>
           <w:p>
             <w:r>
-              <w:t>ℒ_int = −qψ̄γ^μψA_μ, derived from local symmetry</w:t>
+              <w:t>ℒ</w:t>
+            </w:r>
+            <w:r>
+              <w:rPr>
+                <w:vertAlign w:val="subscript"/>
+              </w:rPr>
+              <w:t>int</w:t>
+            </w:r>
+            <w:r>
+              <w:t xml:space="preserve"> = −qψ̄γ</w:t>
+            </w:r>
+            <w:r>
+              <w:rPr>
+                <w:vertAlign w:val="superscript"/>
+              </w:rPr>
+              <w:t>μ</w:t>
+            </w:r>
+            <w:r>
+              <w:t>ψA</w:t>
+            </w:r>
+            <w:r>
+              <w:rPr>
+                <w:vertAlign w:val="subscript"/>
+              </w:rPr>
+              <w:t>μ</w:t>
+            </w:r>
+            <w:r>
+              <w:t>, derived from local symmetry</w:t>
             </w:r>
           </w:p>
         </w:tc>
@@ -1638,7 +2938,16 @@
           </w:tcPr>
           <w:p>
             <w:r>
-              <w:t>h_D = α·(p̂−qA)+βm+qφ</w:t>
+              <w:t>h</w:t>
+            </w:r>
+            <w:r>
+              <w:rPr>
+                <w:vertAlign w:val="subscript"/>
+              </w:rPr>
+              <w:t>D</w:t>
+            </w:r>
+            <w:r>
+              <w:t xml:space="preserve"> = α·(p̂−qA)+βm+qφ</w:t>
             </w:r>
           </w:p>
         </w:tc>
@@ -1675,7 +2984,16 @@
           </w:tcPr>
           <w:p>
             <w:r>
-              <w:t>A_μ still external, no kinetic term yet</w:t>
+              <w:t>A</w:t>
+            </w:r>
+            <w:r>
+              <w:rPr>
+                <w:vertAlign w:val="subscript"/>
+              </w:rPr>
+              <w:t>μ</w:t>
+            </w:r>
+            <w:r>
+              <w:t xml:space="preserve"> still external, no kinetic term yet</w:t>
             </w:r>
           </w:p>
         </w:tc>
@@ -1693,7 +3011,25 @@
           </w:tcPr>
           <w:p>
             <w:r>
-              <w:t>Motivates Lesson 42's addition of −(1/4)F_μνF^μν to complete the QED Lagrangian</w:t>
+              <w:t>Motivates Lesson 42's addition of −(1/4)F</w:t>
+            </w:r>
+            <w:r>
+              <w:rPr>
+                <w:vertAlign w:val="subscript"/>
+              </w:rPr>
+              <w:t>μν</w:t>
+            </w:r>
+            <w:r>
+              <w:t>F</w:t>
+            </w:r>
+            <w:r>
+              <w:rPr>
+                <w:vertAlign w:val="superscript"/>
+              </w:rPr>
+              <w:t>μν</w:t>
+            </w:r>
+            <w:r>
+              <w:t xml:space="preserve"> to complete the QED Lagrangian</w:t>
             </w:r>
           </w:p>
         </w:tc>
@@ -1712,7 +3048,52 @@
           </w:tcPr>
           <w:p>
             <w:r>
-              <w:t>j^μ sourcing ∂_μF^μν=j^ν once A_μ is dynamical</w:t>
+              <w:t>j</w:t>
+            </w:r>
+            <w:r>
+              <w:rPr>
+                <w:vertAlign w:val="superscript"/>
+              </w:rPr>
+              <w:t>μ</w:t>
+            </w:r>
+            <w:r>
+              <w:t xml:space="preserve"> sourcing ∂</w:t>
+            </w:r>
+            <w:r>
+              <w:rPr>
+                <w:vertAlign w:val="subscript"/>
+              </w:rPr>
+              <w:t>μ</w:t>
+            </w:r>
+            <w:r>
+              <w:t>F</w:t>
+            </w:r>
+            <w:r>
+              <w:rPr>
+                <w:vertAlign w:val="superscript"/>
+              </w:rPr>
+              <w:t>μν</w:t>
+            </w:r>
+            <w:r>
+              <w:t>=j</w:t>
+            </w:r>
+            <w:r>
+              <w:rPr>
+                <w:vertAlign w:val="superscript"/>
+              </w:rPr>
+              <w:t>ν</w:t>
+            </w:r>
+            <w:r>
+              <w:t xml:space="preserve"> once A</w:t>
+            </w:r>
+            <w:r>
+              <w:rPr>
+                <w:vertAlign w:val="subscript"/>
+              </w:rPr>
+              <w:t>μ</w:t>
+            </w:r>
+            <w:r>
+              <w:t xml:space="preserve"> is dynamical</w:t>
             </w:r>
           </w:p>
         </w:tc>
@@ -1757,7 +3138,43 @@
         </w:numPr>
       </w:pPr>
       <w:r>
-        <w:t>Applying Lesson 39's covariant derivative to the free Dirac Lagrangian gives ℒ = ψ̄(iγ^μ∂_μ−m)ψ − qψ̄γ^μψA_μ.</w:t>
+        <w:t>Applying Lesson 39's covariant derivative to the free Dirac Lagrangian gives ℒ = ψ̄(iγ</w:t>
+      </w:r>
+      <w:r>
+        <w:rPr>
+          <w:vertAlign w:val="superscript"/>
+        </w:rPr>
+        <w:t>μ</w:t>
+      </w:r>
+      <w:r>
+        <w:t>∂</w:t>
+      </w:r>
+      <w:r>
+        <w:rPr>
+          <w:vertAlign w:val="subscript"/>
+        </w:rPr>
+        <w:t>μ</w:t>
+      </w:r>
+      <w:r>
+        <w:t>−m)ψ − qψ̄γ</w:t>
+      </w:r>
+      <w:r>
+        <w:rPr>
+          <w:vertAlign w:val="superscript"/>
+        </w:rPr>
+        <w:t>μ</w:t>
+      </w:r>
+      <w:r>
+        <w:t>ψA</w:t>
+      </w:r>
+      <w:r>
+        <w:rPr>
+          <w:vertAlign w:val="subscript"/>
+        </w:rPr>
+        <w:t>μ</w:t>
+      </w:r>
+      <w:r>
+        <w:t>.</w:t>
       </w:r>
     </w:p>
     <w:p>
@@ -1769,7 +3186,43 @@
         </w:numPr>
       </w:pPr>
       <w:r>
-        <w:t>The interaction term equals −j^μA_μ with j^μ = qψ̄γ^μψ, Lesson 31's Noether current, matching Lesson 26's generic source coupling exactly.</w:t>
+        <w:t>The interaction term equals −j</w:t>
+      </w:r>
+      <w:r>
+        <w:rPr>
+          <w:vertAlign w:val="superscript"/>
+        </w:rPr>
+        <w:t>μ</w:t>
+      </w:r>
+      <w:r>
+        <w:t>A</w:t>
+      </w:r>
+      <w:r>
+        <w:rPr>
+          <w:vertAlign w:val="subscript"/>
+        </w:rPr>
+        <w:t>μ</w:t>
+      </w:r>
+      <w:r>
+        <w:t xml:space="preserve"> with j</w:t>
+      </w:r>
+      <w:r>
+        <w:rPr>
+          <w:vertAlign w:val="superscript"/>
+        </w:rPr>
+        <w:t>μ</w:t>
+      </w:r>
+      <w:r>
+        <w:t xml:space="preserve"> = qψ̄γ</w:t>
+      </w:r>
+      <w:r>
+        <w:rPr>
+          <w:vertAlign w:val="superscript"/>
+        </w:rPr>
+        <w:t>μ</w:t>
+      </w:r>
+      <w:r>
+        <w:t>ψ, Lesson 31's Noether current, matching Lesson 26's generic source coupling exactly.</w:t>
       </w:r>
     </w:p>
     <w:p>
@@ -1781,7 +3234,34 @@
         </w:numPr>
       </w:pPr>
       <w:r>
-        <w:t>For the electron, q=−e gives ℒ_int = +eψ̄γ^μψA_μ, the formula now confirmed consistently across every earlier forward reference in the course.</w:t>
+        <w:t>For the electron, q=−e gives ℒ</w:t>
+      </w:r>
+      <w:r>
+        <w:rPr>
+          <w:vertAlign w:val="subscript"/>
+        </w:rPr>
+        <w:t>int</w:t>
+      </w:r>
+      <w:r>
+        <w:t xml:space="preserve"> = +eψ̄γ</w:t>
+      </w:r>
+      <w:r>
+        <w:rPr>
+          <w:vertAlign w:val="superscript"/>
+        </w:rPr>
+        <w:t>μ</w:t>
+      </w:r>
+      <w:r>
+        <w:t>ψA</w:t>
+      </w:r>
+      <w:r>
+        <w:rPr>
+          <w:vertAlign w:val="subscript"/>
+        </w:rPr>
+        <w:t>μ</w:t>
+      </w:r>
+      <w:r>
+        <w:t>, the formula now confirmed consistently across every earlier forward reference in the course.</w:t>
       </w:r>
     </w:p>
     <w:p>
@@ -1805,7 +3285,16 @@
         </w:numPr>
       </w:pPr>
       <w:r>
-        <w:t>The gauged Dirac equation gives the Hamiltonian h_D = α·(p̂−qA)+βm+qφ, reproducing minimal coupling for the relativistic electron.</w:t>
+        <w:t>The gauged Dirac equation gives the Hamiltonian h</w:t>
+      </w:r>
+      <w:r>
+        <w:rPr>
+          <w:vertAlign w:val="subscript"/>
+        </w:rPr>
+        <w:t>D</w:t>
+      </w:r>
+      <w:r>
+        <w:t xml:space="preserve"> = α·(p̂−qA)+βm+qφ, reproducing minimal coupling for the relativistic electron.</w:t>
       </w:r>
     </w:p>
     <w:p>
@@ -1817,7 +3306,16 @@
         </w:numPr>
       </w:pPr>
       <w:r>
-        <w:t>Expanding h_D to nonrelativistic order (not carried out until Lesson 76) gives both the expected kinetic term and a spin-magnetic term predicting g=2 for the electron.</w:t>
+        <w:t>Expanding h</w:t>
+      </w:r>
+      <w:r>
+        <w:rPr>
+          <w:vertAlign w:val="subscript"/>
+        </w:rPr>
+        <w:t>D</w:t>
+      </w:r>
+      <w:r>
+        <w:t xml:space="preserve"> to nonrelativistic order (not carried out until Lesson 76) gives both the expected kinetic term and a spin-magnetic term predicting g=2 for the electron.</w:t>
       </w:r>
     </w:p>
     <w:p>
@@ -1829,7 +3327,16 @@
         </w:numPr>
       </w:pPr>
       <w:r>
-        <w:t>Without a kinetic term for A_μ, the photon is not yet a dynamical field; the interacting theory so far describes an electron in a fixed external field.</w:t>
+        <w:t>Without a kinetic term for A</w:t>
+      </w:r>
+      <w:r>
+        <w:rPr>
+          <w:vertAlign w:val="subscript"/>
+        </w:rPr>
+        <w:t>μ</w:t>
+      </w:r>
+      <w:r>
+        <w:t>, the photon is not yet a dynamical field; the interacting theory so far describes an electron in a fixed external field.</w:t>
       </w:r>
     </w:p>
     <w:p>
@@ -1841,7 +3348,34 @@
         </w:numPr>
       </w:pPr>
       <w:r>
-        <w:t>Lesson 42 completes QED by adding −(1/4)F_μνF^μν, making A_μ dynamical and sourced by the same current derived here.</w:t>
+        <w:t>Lesson 42 completes QED by adding −(1/4)F</w:t>
+      </w:r>
+      <w:r>
+        <w:rPr>
+          <w:vertAlign w:val="subscript"/>
+        </w:rPr>
+        <w:t>μν</w:t>
+      </w:r>
+      <w:r>
+        <w:t>F</w:t>
+      </w:r>
+      <w:r>
+        <w:rPr>
+          <w:vertAlign w:val="superscript"/>
+        </w:rPr>
+        <w:t>μν</w:t>
+      </w:r>
+      <w:r>
+        <w:t>, making A</w:t>
+      </w:r>
+      <w:r>
+        <w:rPr>
+          <w:vertAlign w:val="subscript"/>
+        </w:rPr>
+        <w:t>μ</w:t>
+      </w:r>
+      <w:r>
+        <w:t xml:space="preserve"> dynamical and sourced by the same current derived here.</w:t>
       </w:r>
     </w:p>
     <w:p>
@@ -1942,7 +3476,58 @@
           </w:tcPr>
           <w:p>
             <w:r>
-              <w:t>Starting from ℒ = ψ̄(iγ^μD_μ−m)ψ with D_μ=∂_μ+iqA_μ, expand term by term and verify every step of Section 1.2 without skipping the intermediate i²=−1 simplification.</w:t>
+              <w:rPr>
+                <w:b/>
+              </w:rPr>
+              <w:t>Extension.</w:t>
+            </w:r>
+            <w:r>
+              <w:t xml:space="preserve"> Starting from ℒ = ψ̄(iγ</w:t>
+            </w:r>
+            <w:r>
+              <w:rPr>
+                <w:vertAlign w:val="superscript"/>
+              </w:rPr>
+              <w:t>μ</w:t>
+            </w:r>
+            <w:r>
+              <w:t>D</w:t>
+            </w:r>
+            <w:r>
+              <w:rPr>
+                <w:vertAlign w:val="subscript"/>
+              </w:rPr>
+              <w:t>μ</w:t>
+            </w:r>
+            <w:r>
+              <w:t>−m)ψ with D</w:t>
+            </w:r>
+            <w:r>
+              <w:rPr>
+                <w:vertAlign w:val="subscript"/>
+              </w:rPr>
+              <w:t>μ</w:t>
+            </w:r>
+            <w:r>
+              <w:t>=∂</w:t>
+            </w:r>
+            <w:r>
+              <w:rPr>
+                <w:vertAlign w:val="subscript"/>
+              </w:rPr>
+              <w:t>μ</w:t>
+            </w:r>
+            <w:r>
+              <w:t>+iqA</w:t>
+            </w:r>
+            <w:r>
+              <w:rPr>
+                <w:vertAlign w:val="subscript"/>
+              </w:rPr>
+              <w:t>μ</w:t>
+            </w:r>
+            <w:r>
+              <w:t>, expand term by term and verify every step of Section 1.2 without skipping the intermediate i²=−1 simplification.</w:t>
             </w:r>
           </w:p>
         </w:tc>
@@ -1980,7 +3565,49 @@
           </w:tcPr>
           <w:p>
             <w:r>
-              <w:t>Confirm that ℒ_int of Section 2.1 is real (equal to its own complex conjugate), using that ψ̄γ^μψ is real (Lesson 22, Section 2.2, applied to Γ=γ^μ) and A_μ is a real classical field.</w:t>
+              <w:rPr>
+                <w:b/>
+              </w:rPr>
+              <w:t>Core.</w:t>
+            </w:r>
+            <w:r>
+              <w:t xml:space="preserve"> Confirm that ℒ</w:t>
+            </w:r>
+            <w:r>
+              <w:rPr>
+                <w:vertAlign w:val="subscript"/>
+              </w:rPr>
+              <w:t>int</w:t>
+            </w:r>
+            <w:r>
+              <w:t xml:space="preserve"> of Section 2.1 is real (equal to its own complex conjugate), using that ψ̄γ</w:t>
+            </w:r>
+            <w:r>
+              <w:rPr>
+                <w:vertAlign w:val="superscript"/>
+              </w:rPr>
+              <w:t>μ</w:t>
+            </w:r>
+            <w:r>
+              <w:t>ψ is real (Lesson 22, Section 2.2, applied to Γ=γ</w:t>
+            </w:r>
+            <w:r>
+              <w:rPr>
+                <w:vertAlign w:val="superscript"/>
+              </w:rPr>
+              <w:t>μ</w:t>
+            </w:r>
+            <w:r>
+              <w:t>) and A</w:t>
+            </w:r>
+            <w:r>
+              <w:rPr>
+                <w:vertAlign w:val="subscript"/>
+              </w:rPr>
+              <w:t>μ</w:t>
+            </w:r>
+            <w:r>
+              <w:t xml:space="preserve"> is a real classical field.</w:t>
             </w:r>
           </w:p>
         </w:tc>
@@ -2016,7 +3643,58 @@
           </w:tcPr>
           <w:p>
             <w:r>
-              <w:t>For a muon (charge q=−e, same sign as the electron but a different mass) show that the interaction term has the same form +eψ̄_μγ^μψ_μA_μ as for the electron, with ψ_μ the muon field, illustrating the universality argument of Lesson 39, Section 3.2, for two different Dirac fields of the same charge.</w:t>
+              <w:rPr>
+                <w:b/>
+              </w:rPr>
+              <w:t>Extension.</w:t>
+            </w:r>
+            <w:r>
+              <w:t xml:space="preserve"> For a muon (charge q=−e, same sign as the electron but a different mass) show that the interaction term has the same form +eψ̄</w:t>
+            </w:r>
+            <w:r>
+              <w:rPr>
+                <w:vertAlign w:val="subscript"/>
+              </w:rPr>
+              <w:t>μ</w:t>
+            </w:r>
+            <w:r>
+              <w:t>γ</w:t>
+            </w:r>
+            <w:r>
+              <w:rPr>
+                <w:vertAlign w:val="superscript"/>
+              </w:rPr>
+              <w:t>μ</w:t>
+            </w:r>
+            <w:r>
+              <w:t>ψ</w:t>
+            </w:r>
+            <w:r>
+              <w:rPr>
+                <w:vertAlign w:val="subscript"/>
+              </w:rPr>
+              <w:t>μ</w:t>
+            </w:r>
+            <w:r>
+              <w:t>A</w:t>
+            </w:r>
+            <w:r>
+              <w:rPr>
+                <w:vertAlign w:val="subscript"/>
+              </w:rPr>
+              <w:t>μ</w:t>
+            </w:r>
+            <w:r>
+              <w:t xml:space="preserve"> as for the electron, with ψ</w:t>
+            </w:r>
+            <w:r>
+              <w:rPr>
+                <w:vertAlign w:val="subscript"/>
+              </w:rPr>
+              <w:t>μ</w:t>
+            </w:r>
+            <w:r>
+              <w:t xml:space="preserve"> the muon field, illustrating the universality argument of Lesson 39, Section 3.2, for two different Dirac fields of the same charge.</w:t>
             </w:r>
           </w:p>
         </w:tc>
@@ -2054,7 +3732,13 @@
           </w:tcPr>
           <w:p>
             <w:r>
-              <w:t>Write the interaction term for a hypothetical Dirac field of charge q=+e (the positron's charge, treated here as if it were a fundamental field in its own right rather than obtained by the antiparticle reinterpretation of Lesson 23) and compare its sign with the electron's.</w:t>
+              <w:rPr>
+                <w:b/>
+              </w:rPr>
+              <w:t>Core.</w:t>
+            </w:r>
+            <w:r>
+              <w:t xml:space="preserve"> Write the interaction term for a hypothetical Dirac field of charge q=+e (the positron's charge, treated here as if it were a fundamental field in its own right rather than obtained by the antiparticle reinterpretation of Lesson 23) and compare its sign with the electron's.</w:t>
             </w:r>
           </w:p>
         </w:tc>
@@ -2090,7 +3774,31 @@
           </w:tcPr>
           <w:p>
             <w:r>
-              <w:t>Verify Worked example 2's claim that j^μ=qψ̄γ^μψ for the electron equals the current already used in Lesson 24, Section 5.1, and Lesson 30, Section 6.1, by comparing the formulas directly.</w:t>
+              <w:rPr>
+                <w:b/>
+              </w:rPr>
+              <w:t>Core.</w:t>
+            </w:r>
+            <w:r>
+              <w:t xml:space="preserve"> Verify Worked example 2's claim that j</w:t>
+            </w:r>
+            <w:r>
+              <w:rPr>
+                <w:vertAlign w:val="superscript"/>
+              </w:rPr>
+              <w:t>μ</w:t>
+            </w:r>
+            <w:r>
+              <w:t>=qψ̄γ</w:t>
+            </w:r>
+            <w:r>
+              <w:rPr>
+                <w:vertAlign w:val="superscript"/>
+              </w:rPr>
+              <w:t>μ</w:t>
+            </w:r>
+            <w:r>
+              <w:t>ψ for the electron equals the current already used in Lesson 24, Section 5.1, and Lesson 30, Section 6.1, by comparing the formulas directly.</w:t>
             </w:r>
           </w:p>
         </w:tc>
@@ -2128,7 +3836,67 @@
           </w:tcPr>
           <w:p>
             <w:r>
-              <w:t>Using ℒ_int=−j^μA_μ and Lesson 8's classical relation A_μdx^μ/dt=φ−A·v (Lesson 5, Section 5.3), find the nonrelativistic-particle-language interaction −qφ+qv·A implied by ℒ_int for a classical trajectory, and compare with Lesson 5's L=(1/2)mv²−qφ+qv·A.</w:t>
+              <w:rPr>
+                <w:b/>
+              </w:rPr>
+              <w:t>Core.</w:t>
+            </w:r>
+            <w:r>
+              <w:t xml:space="preserve"> Using ℒ</w:t>
+            </w:r>
+            <w:r>
+              <w:rPr>
+                <w:vertAlign w:val="subscript"/>
+              </w:rPr>
+              <w:t>int</w:t>
+            </w:r>
+            <w:r>
+              <w:t>=−j</w:t>
+            </w:r>
+            <w:r>
+              <w:rPr>
+                <w:vertAlign w:val="superscript"/>
+              </w:rPr>
+              <w:t>μ</w:t>
+            </w:r>
+            <w:r>
+              <w:t>A</w:t>
+            </w:r>
+            <w:r>
+              <w:rPr>
+                <w:vertAlign w:val="subscript"/>
+              </w:rPr>
+              <w:t>μ</w:t>
+            </w:r>
+            <w:r>
+              <w:t xml:space="preserve"> and Lesson 8's classical relation A</w:t>
+            </w:r>
+            <w:r>
+              <w:rPr>
+                <w:vertAlign w:val="subscript"/>
+              </w:rPr>
+              <w:t>μ</w:t>
+            </w:r>
+            <w:r>
+              <w:t>dx</w:t>
+            </w:r>
+            <w:r>
+              <w:rPr>
+                <w:vertAlign w:val="superscript"/>
+              </w:rPr>
+              <w:t>μ</w:t>
+            </w:r>
+            <w:r>
+              <w:t>/dt=φ−A·v (Lesson 5, Section 5.3), find the nonrelativistic-particle-language interaction −qφ+qv·A implied by ℒ</w:t>
+            </w:r>
+            <w:r>
+              <w:rPr>
+                <w:vertAlign w:val="subscript"/>
+              </w:rPr>
+              <w:t>int</w:t>
+            </w:r>
+            <w:r>
+              <w:t xml:space="preserve"> for a classical trajectory, and compare with Lesson 5's L=(1/2)mv²−qφ+qv·A.</w:t>
             </w:r>
           </w:p>
         </w:tc>
@@ -2164,7 +3932,13 @@
           </w:tcPr>
           <w:p>
             <w:r>
-              <w:t>Explain why Lesson 26's Worked example 5, deriving the point-particle coupling from a delta-function current, and this lesson's derivation from the Dirac field's own current, are not circular even though both eventually produce the same formula, by identifying what each derivation assumes and what each concludes.</w:t>
+              <w:rPr>
+                <w:b/>
+              </w:rPr>
+              <w:t>Extension.</w:t>
+            </w:r>
+            <w:r>
+              <w:t xml:space="preserve"> Explain why Lesson 26's Worked example 5, deriving the point-particle coupling from a delta-function current, and this lesson's derivation from the Dirac field's own current, are not circular even though both eventually produce the same formula, by identifying what each derivation assumes and what each concludes.</w:t>
             </w:r>
           </w:p>
         </w:tc>
@@ -2202,7 +3976,58 @@
           </w:tcPr>
           <w:p>
             <w:r>
-              <w:t>Show that setting q=0 in ℒ = ψ̄(iγ^μ∂_μ−m)ψ−qψ̄γ^μψA_μ recovers the free Dirac Lagrangian with no trace of A_μ, consistent with Lesson 39, Exercise 15's statement about neutral fields.</w:t>
+              <w:rPr>
+                <w:b/>
+              </w:rPr>
+              <w:t>Core.</w:t>
+            </w:r>
+            <w:r>
+              <w:t xml:space="preserve"> Show that setting q=0 in ℒ = ψ̄(iγ</w:t>
+            </w:r>
+            <w:r>
+              <w:rPr>
+                <w:vertAlign w:val="superscript"/>
+              </w:rPr>
+              <w:t>μ</w:t>
+            </w:r>
+            <w:r>
+              <w:t>∂</w:t>
+            </w:r>
+            <w:r>
+              <w:rPr>
+                <w:vertAlign w:val="subscript"/>
+              </w:rPr>
+              <w:t>μ</w:t>
+            </w:r>
+            <w:r>
+              <w:t>−m)ψ−qψ̄γ</w:t>
+            </w:r>
+            <w:r>
+              <w:rPr>
+                <w:vertAlign w:val="superscript"/>
+              </w:rPr>
+              <w:t>μ</w:t>
+            </w:r>
+            <w:r>
+              <w:t>ψA</w:t>
+            </w:r>
+            <w:r>
+              <w:rPr>
+                <w:vertAlign w:val="subscript"/>
+              </w:rPr>
+              <w:t>μ</w:t>
+            </w:r>
+            <w:r>
+              <w:t xml:space="preserve"> recovers the free Dirac Lagrangian with no trace of A</w:t>
+            </w:r>
+            <w:r>
+              <w:rPr>
+                <w:vertAlign w:val="subscript"/>
+              </w:rPr>
+              <w:t>μ</w:t>
+            </w:r>
+            <w:r>
+              <w:t>, consistent with Lesson 39, Exercise 15's statement about neutral fields.</w:t>
             </w:r>
           </w:p>
         </w:tc>
@@ -2238,7 +4063,67 @@
           </w:tcPr>
           <w:p>
             <w:r>
-              <w:t>Carry out the derivation of Section 4.1 in full: starting from (iγ^μD_μ−m)ψ=0, multiply by β, use γ^i=βα^i, and use A_μ=(φ,−A) to derive i∂_tψ=[α·(p̂−qA)+βm+qφ]ψ step by step.</w:t>
+              <w:rPr>
+                <w:b/>
+              </w:rPr>
+              <w:t>Extension.</w:t>
+            </w:r>
+            <w:r>
+              <w:t xml:space="preserve"> Carry out the derivation of Section 4.1 in full: starting from (iγ</w:t>
+            </w:r>
+            <w:r>
+              <w:rPr>
+                <w:vertAlign w:val="superscript"/>
+              </w:rPr>
+              <w:t>μ</w:t>
+            </w:r>
+            <w:r>
+              <w:t>D</w:t>
+            </w:r>
+            <w:r>
+              <w:rPr>
+                <w:vertAlign w:val="subscript"/>
+              </w:rPr>
+              <w:t>μ</w:t>
+            </w:r>
+            <w:r>
+              <w:t>−m)ψ=0, multiply by β, use γ</w:t>
+            </w:r>
+            <w:r>
+              <w:rPr>
+                <w:vertAlign w:val="superscript"/>
+              </w:rPr>
+              <w:t>i</w:t>
+            </w:r>
+            <w:r>
+              <w:t>=βα</w:t>
+            </w:r>
+            <w:r>
+              <w:rPr>
+                <w:vertAlign w:val="superscript"/>
+              </w:rPr>
+              <w:t>i</w:t>
+            </w:r>
+            <w:r>
+              <w:t>, and use A</w:t>
+            </w:r>
+            <w:r>
+              <w:rPr>
+                <w:vertAlign w:val="subscript"/>
+              </w:rPr>
+              <w:t>μ</w:t>
+            </w:r>
+            <w:r>
+              <w:t>=(φ,−A) to derive i∂</w:t>
+            </w:r>
+            <w:r>
+              <w:rPr>
+                <w:vertAlign w:val="subscript"/>
+              </w:rPr>
+              <w:t>t</w:t>
+            </w:r>
+            <w:r>
+              <w:t>ψ=[α·(p̂−qA)+βm+qφ]ψ step by step.</w:t>
             </w:r>
           </w:p>
         </w:tc>
@@ -2276,7 +4161,22 @@
           </w:tcPr>
           <w:p>
             <w:r>
-              <w:t>For the electron (q=−e), write h_D explicitly in terms of e rather than q, and verify it reduces to the free Hamiltonian of Lesson 20, Section 1.1, when A=φ=0.</w:t>
+              <w:rPr>
+                <w:b/>
+              </w:rPr>
+              <w:t>Core.</w:t>
+            </w:r>
+            <w:r>
+              <w:t xml:space="preserve"> For the electron (q=−e), write h</w:t>
+            </w:r>
+            <w:r>
+              <w:rPr>
+                <w:vertAlign w:val="subscript"/>
+              </w:rPr>
+              <w:t>D</w:t>
+            </w:r>
+            <w:r>
+              <w:t xml:space="preserve"> explicitly in terms of e rather than q, and verify it reduces to the free Hamiltonian of Lesson 20, Section 1.1, when A=φ=0.</w:t>
             </w:r>
           </w:p>
         </w:tc>
@@ -2312,7 +4212,58 @@
           </w:tcPr>
           <w:p>
             <w:r>
-              <w:t>Explain, using the general structure of Lesson 6, Section 6.2's minimal coupling rule p^μ→p^μ−qA^μ, why the Hamiltonian h_D of Section 4.1 is exactly what that classical rule would produce if applied term by term to the free Dirac Hamiltonian α·p̂+βm, with p̂→p̂−qA and an added qφ (or equivalently qA^0) term.</w:t>
+              <w:rPr>
+                <w:b/>
+              </w:rPr>
+              <w:t>Core.</w:t>
+            </w:r>
+            <w:r>
+              <w:t xml:space="preserve"> Explain, using the general structure of Lesson 6, Section 6.2's minimal coupling rule p</w:t>
+            </w:r>
+            <w:r>
+              <w:rPr>
+                <w:vertAlign w:val="superscript"/>
+              </w:rPr>
+              <w:t>μ</w:t>
+            </w:r>
+            <w:r>
+              <w:t>→p</w:t>
+            </w:r>
+            <w:r>
+              <w:rPr>
+                <w:vertAlign w:val="superscript"/>
+              </w:rPr>
+              <w:t>μ</w:t>
+            </w:r>
+            <w:r>
+              <w:t>−qA</w:t>
+            </w:r>
+            <w:r>
+              <w:rPr>
+                <w:vertAlign w:val="superscript"/>
+              </w:rPr>
+              <w:t>μ</w:t>
+            </w:r>
+            <w:r>
+              <w:t>, why the Hamiltonian h</w:t>
+            </w:r>
+            <w:r>
+              <w:rPr>
+                <w:vertAlign w:val="subscript"/>
+              </w:rPr>
+              <w:t>D</w:t>
+            </w:r>
+            <w:r>
+              <w:t xml:space="preserve"> of Section 4.1 is exactly what that classical rule would produce if applied term by term to the free Dirac Hamiltonian α·p̂+βm, with p̂→p̂−qA and an added qφ (or equivalently qA</w:t>
+            </w:r>
+            <w:r>
+              <w:rPr>
+                <w:vertAlign w:val="superscript"/>
+              </w:rPr>
+              <w:t>0</w:t>
+            </w:r>
+            <w:r>
+              <w:t>) term.</w:t>
             </w:r>
           </w:p>
         </w:tc>
@@ -2350,7 +4301,22 @@
           </w:tcPr>
           <w:p>
             <w:r>
-              <w:t>State, without performing the calculation, which earlier lesson's expansion technique (name the lesson and the specific expansion) would be needed to carry out the squaring of h_D−qφ referenced in Section 4.2.</w:t>
+              <w:rPr>
+                <w:b/>
+              </w:rPr>
+              <w:t>Core.</w:t>
+            </w:r>
+            <w:r>
+              <w:t xml:space="preserve"> State, without performing the calculation, which earlier lesson's expansion technique (name the lesson and the specific expansion) would be needed to carry out the squaring of h</w:t>
+            </w:r>
+            <w:r>
+              <w:rPr>
+                <w:vertAlign w:val="subscript"/>
+              </w:rPr>
+              <w:t>D</w:t>
+            </w:r>
+            <w:r>
+              <w:t>−qφ referenced in Section 4.2.</w:t>
             </w:r>
           </w:p>
         </w:tc>
@@ -2386,7 +4352,13 @@
           </w:tcPr>
           <w:p>
             <w:r>
-              <w:t>Explain in your own words why an electron bound in a hydrogen atom, whose Coulomb field is sourced by a proton, can be correctly described using only the interaction term of this lesson, with no need yet for Lesson 42's photon kinetic term.</w:t>
+              <w:rPr>
+                <w:b/>
+              </w:rPr>
+              <w:t>Extension.</w:t>
+            </w:r>
+            <w:r>
+              <w:t xml:space="preserve"> Explain in your own words why an electron bound in a hydrogen atom, whose Coulomb field is sourced by a proton, can be correctly described using only the interaction term of this lesson, with no need yet for Lesson 42's photon kinetic term.</w:t>
             </w:r>
           </w:p>
         </w:tc>
@@ -2424,7 +4396,22 @@
           </w:tcPr>
           <w:p>
             <w:r>
-              <w:t>Contrast this with a process such as an electron spontaneously emitting a photon (Lesson 32, Section 1.4); explain why such a process requires A_μ to be a genuine dynamical field capable of carrying away energy and momentum of its own, which the fixed-background treatment of this lesson cannot supply.</w:t>
+              <w:rPr>
+                <w:b/>
+              </w:rPr>
+              <w:t>Extension.</w:t>
+            </w:r>
+            <w:r>
+              <w:t xml:space="preserve"> Contrast this with a process such as an electron spontaneously emitting a photon (Lesson 32, Section 1.4); explain why such a process requires A</w:t>
+            </w:r>
+            <w:r>
+              <w:rPr>
+                <w:vertAlign w:val="subscript"/>
+              </w:rPr>
+              <w:t>μ</w:t>
+            </w:r>
+            <w:r>
+              <w:t xml:space="preserve"> to be a genuine dynamical field capable of carrying away energy and momentum of its own, which the fixed-background treatment of this lesson cannot supply.</w:t>
             </w:r>
           </w:p>
         </w:tc>
@@ -2460,7 +4447,94 @@
           </w:tcPr>
           <w:p>
             <w:r>
-              <w:t>Using ℒ_int=−j^μA_μ and the continuity equation ∂_μj^μ=0 established for the Dirac current in Lesson 24, explain in one or two sentences why ℒ_int remains invariant under the residual gauge freedom A_μ→A_μ+∂_μλ for any λ satisfying □λ=0 (Lesson 8, Section 4.2), up to a total derivative that does not affect the equations of motion.</w:t>
+              <w:rPr>
+                <w:b/>
+              </w:rPr>
+              <w:t>Extension.</w:t>
+            </w:r>
+            <w:r>
+              <w:t xml:space="preserve"> Using ℒ</w:t>
+            </w:r>
+            <w:r>
+              <w:rPr>
+                <w:vertAlign w:val="subscript"/>
+              </w:rPr>
+              <w:t>int</w:t>
+            </w:r>
+            <w:r>
+              <w:t>=−j</w:t>
+            </w:r>
+            <w:r>
+              <w:rPr>
+                <w:vertAlign w:val="superscript"/>
+              </w:rPr>
+              <w:t>μ</w:t>
+            </w:r>
+            <w:r>
+              <w:t>A</w:t>
+            </w:r>
+            <w:r>
+              <w:rPr>
+                <w:vertAlign w:val="subscript"/>
+              </w:rPr>
+              <w:t>μ</w:t>
+            </w:r>
+            <w:r>
+              <w:t xml:space="preserve"> and the continuity equation ∂</w:t>
+            </w:r>
+            <w:r>
+              <w:rPr>
+                <w:vertAlign w:val="subscript"/>
+              </w:rPr>
+              <w:t>μ</w:t>
+            </w:r>
+            <w:r>
+              <w:t>j</w:t>
+            </w:r>
+            <w:r>
+              <w:rPr>
+                <w:vertAlign w:val="superscript"/>
+              </w:rPr>
+              <w:t>μ</w:t>
+            </w:r>
+            <w:r>
+              <w:t>=0 established for the Dirac current in Lesson 24, explain in one or two sentences why ℒ</w:t>
+            </w:r>
+            <w:r>
+              <w:rPr>
+                <w:vertAlign w:val="subscript"/>
+              </w:rPr>
+              <w:t>int</w:t>
+            </w:r>
+            <w:r>
+              <w:t xml:space="preserve"> remains invariant under the residual gauge freedom A</w:t>
+            </w:r>
+            <w:r>
+              <w:rPr>
+                <w:vertAlign w:val="subscript"/>
+              </w:rPr>
+              <w:t>μ</w:t>
+            </w:r>
+            <w:r>
+              <w:t>→A</w:t>
+            </w:r>
+            <w:r>
+              <w:rPr>
+                <w:vertAlign w:val="subscript"/>
+              </w:rPr>
+              <w:t>μ</w:t>
+            </w:r>
+            <w:r>
+              <w:t>+∂</w:t>
+            </w:r>
+            <w:r>
+              <w:rPr>
+                <w:vertAlign w:val="subscript"/>
+              </w:rPr>
+              <w:t>μλ</w:t>
+            </w:r>
+            <w:r>
+              <w:t xml:space="preserve"> for any λ satisfying □λ=0 (Lesson 8, Section 4.2), up to a total derivative that does not affect the equations of motion.</w:t>
             </w:r>
           </w:p>
         </w:tc>
@@ -2498,7 +4572,76 @@
           </w:tcPr>
           <w:p>
             <w:r>
-              <w:t>Challenge: using ℒ = ψ̄(iγ^μ∂_μ−m)ψ+eψ̄γ^μψA_μ (the electron case), derive the Euler–Lagrange equation for ψ̄ (treating ψ and ψ̄ as independent fields, following the method of Lesson 27 applied to the Dirac Lagrangian), and show it reproduces the gauged Dirac equation (iγ^μ(∂_μ−ieA_μ)−m)ψ=0 directly from the variational principle, without going through the covariant-derivative shortcut of Section 1.</w:t>
+              <w:rPr>
+                <w:b/>
+              </w:rPr>
+              <w:t>Challenge.</w:t>
+            </w:r>
+            <w:r>
+              <w:t xml:space="preserve"> Using ℒ = ψ̄(iγ</w:t>
+            </w:r>
+            <w:r>
+              <w:rPr>
+                <w:vertAlign w:val="superscript"/>
+              </w:rPr>
+              <w:t>μ</w:t>
+            </w:r>
+            <w:r>
+              <w:t>∂</w:t>
+            </w:r>
+            <w:r>
+              <w:rPr>
+                <w:vertAlign w:val="subscript"/>
+              </w:rPr>
+              <w:t>μ</w:t>
+            </w:r>
+            <w:r>
+              <w:t>−m)ψ+eψ̄γ</w:t>
+            </w:r>
+            <w:r>
+              <w:rPr>
+                <w:vertAlign w:val="superscript"/>
+              </w:rPr>
+              <w:t>μ</w:t>
+            </w:r>
+            <w:r>
+              <w:t>ψA</w:t>
+            </w:r>
+            <w:r>
+              <w:rPr>
+                <w:vertAlign w:val="subscript"/>
+              </w:rPr>
+              <w:t>μ</w:t>
+            </w:r>
+            <w:r>
+              <w:t xml:space="preserve"> (the electron case), derive the Euler–Lagrange equation for ψ̄ (treating ψ and ψ̄ as independent fields, following the method of Lesson 27 applied to the Dirac Lagrangian), and show it reproduces the gauged Dirac equation (iγ</w:t>
+            </w:r>
+            <w:r>
+              <w:rPr>
+                <w:vertAlign w:val="superscript"/>
+              </w:rPr>
+              <w:t>μ</w:t>
+            </w:r>
+            <w:r>
+              <w:t>(∂</w:t>
+            </w:r>
+            <w:r>
+              <w:rPr>
+                <w:vertAlign w:val="subscript"/>
+              </w:rPr>
+              <w:t>μ</w:t>
+            </w:r>
+            <w:r>
+              <w:t>−ieA</w:t>
+            </w:r>
+            <w:r>
+              <w:rPr>
+                <w:vertAlign w:val="subscript"/>
+              </w:rPr>
+              <w:t>μ</w:t>
+            </w:r>
+            <w:r>
+              <w:t>)−m)ψ=0 directly from the variational principle, without going through the covariant-derivative shortcut of Section 1.</w:t>
             </w:r>
           </w:p>
         </w:tc>
@@ -2515,15 +4658,9 @@
     <w:p>
       <w:r>
         <w:rPr>
-          <w:b/>
-        </w:rPr>
-        <w:t>1.</w:t>
-      </w:r>
-      <w:r>
-        <w:t xml:space="preserve"> </w:t>
-      </w:r>
-      <w:r>
-        <w:t>ψ̄iγ^μD_μψ = ψ̄iγ^μ(∂_μψ+iqA_μψ) = ψ̄iγ^μ∂_μψ + ψ̄iγ^μ(iqA_μψ). In the second term, iγ^μ(iqA_μ) = i²qγ^μA_μ = −qγ^μA_μ (using i²=−1), so the term is −qψ̄γ^μA_μψ = −qψ̄γ^μψA_μ (A_μ commutes past the spinor indices, being an ordinary c-number field), giving ψ̄iγ^μD_μψ = ψ̄iγ^μ∂_μψ − qψ̄γ^μψA_μ, matching Section 1.2.</w:t>
+          <w:i/>
+        </w:rPr>
+        <w:t>Attempt each exercise before reading its solution. If you are stuck, read only the first sentence of the solution, then try again.</w:t>
       </w:r>
     </w:p>
     <w:p>
@@ -2531,13 +4668,247 @@
         <w:rPr>
           <w:b/>
         </w:rPr>
-        <w:t>2.</w:t>
+        <w:t>1.</w:t>
       </w:r>
       <w:r>
         <w:t xml:space="preserve"> </w:t>
       </w:r>
       <w:r>
-        <w:t>(ψ̄γ^μψ)* = (ψ̄γ^μψ)† (a 1×1 matrix, so transpose is trivial) = ψ†(γ^μ)†γ⁰†ψ... more directly, Lesson 22, Section 2.2, established that ψ̄Γψ is real for Γ built from the Hermitian-classified bilinears including the vector γ^μ; with A_μ real by definition (an ordinary classical field, not an operator with an independent conjugate), ℒ_int=−qψ̄γ^μψA_μ is a real number times a real field, hence real.</w:t>
+        <w:t>ψ̄iγ</w:t>
+      </w:r>
+      <w:r>
+        <w:rPr>
+          <w:vertAlign w:val="superscript"/>
+        </w:rPr>
+        <w:t>μ</w:t>
+      </w:r>
+      <w:r>
+        <w:t>D</w:t>
+      </w:r>
+      <w:r>
+        <w:rPr>
+          <w:vertAlign w:val="subscript"/>
+        </w:rPr>
+        <w:t>μ</w:t>
+      </w:r>
+      <w:r>
+        <w:t>ψ = ψ̄iγ</w:t>
+      </w:r>
+      <w:r>
+        <w:rPr>
+          <w:vertAlign w:val="superscript"/>
+        </w:rPr>
+        <w:t>μ</w:t>
+      </w:r>
+      <w:r>
+        <w:t>(∂</w:t>
+      </w:r>
+      <w:r>
+        <w:rPr>
+          <w:vertAlign w:val="subscript"/>
+        </w:rPr>
+        <w:t>μ</w:t>
+      </w:r>
+      <w:r>
+        <w:t>ψ+iqA</w:t>
+      </w:r>
+      <w:r>
+        <w:rPr>
+          <w:vertAlign w:val="subscript"/>
+        </w:rPr>
+        <w:t>μ</w:t>
+      </w:r>
+      <w:r>
+        <w:t>ψ) = ψ̄iγ</w:t>
+      </w:r>
+      <w:r>
+        <w:rPr>
+          <w:vertAlign w:val="superscript"/>
+        </w:rPr>
+        <w:t>μ</w:t>
+      </w:r>
+      <w:r>
+        <w:t>∂</w:t>
+      </w:r>
+      <w:r>
+        <w:rPr>
+          <w:vertAlign w:val="subscript"/>
+        </w:rPr>
+        <w:t>μ</w:t>
+      </w:r>
+      <w:r>
+        <w:t>ψ + ψ̄iγ</w:t>
+      </w:r>
+      <w:r>
+        <w:rPr>
+          <w:vertAlign w:val="superscript"/>
+        </w:rPr>
+        <w:t>μ</w:t>
+      </w:r>
+      <w:r>
+        <w:t>(iqA</w:t>
+      </w:r>
+      <w:r>
+        <w:rPr>
+          <w:vertAlign w:val="subscript"/>
+        </w:rPr>
+        <w:t>μ</w:t>
+      </w:r>
+      <w:r>
+        <w:t>ψ). In the second term, iγ</w:t>
+      </w:r>
+      <w:r>
+        <w:rPr>
+          <w:vertAlign w:val="superscript"/>
+        </w:rPr>
+        <w:t>μ</w:t>
+      </w:r>
+      <w:r>
+        <w:t>(iqA</w:t>
+      </w:r>
+      <w:r>
+        <w:rPr>
+          <w:vertAlign w:val="subscript"/>
+        </w:rPr>
+        <w:t>μ</w:t>
+      </w:r>
+      <w:r>
+        <w:t>) = i²qγ</w:t>
+      </w:r>
+      <w:r>
+        <w:rPr>
+          <w:vertAlign w:val="superscript"/>
+        </w:rPr>
+        <w:t>μ</w:t>
+      </w:r>
+      <w:r>
+        <w:t>A</w:t>
+      </w:r>
+      <w:r>
+        <w:rPr>
+          <w:vertAlign w:val="subscript"/>
+        </w:rPr>
+        <w:t>μ</w:t>
+      </w:r>
+      <w:r>
+        <w:t xml:space="preserve"> = −qγ</w:t>
+      </w:r>
+      <w:r>
+        <w:rPr>
+          <w:vertAlign w:val="superscript"/>
+        </w:rPr>
+        <w:t>μ</w:t>
+      </w:r>
+      <w:r>
+        <w:t>A</w:t>
+      </w:r>
+      <w:r>
+        <w:rPr>
+          <w:vertAlign w:val="subscript"/>
+        </w:rPr>
+        <w:t>μ</w:t>
+      </w:r>
+      <w:r>
+        <w:t xml:space="preserve"> (using i²=−1), so the term is −qψ̄γ</w:t>
+      </w:r>
+      <w:r>
+        <w:rPr>
+          <w:vertAlign w:val="superscript"/>
+        </w:rPr>
+        <w:t>μ</w:t>
+      </w:r>
+      <w:r>
+        <w:t>A</w:t>
+      </w:r>
+      <w:r>
+        <w:rPr>
+          <w:vertAlign w:val="subscript"/>
+        </w:rPr>
+        <w:t>μ</w:t>
+      </w:r>
+      <w:r>
+        <w:t>ψ = −qψ̄γ</w:t>
+      </w:r>
+      <w:r>
+        <w:rPr>
+          <w:vertAlign w:val="superscript"/>
+        </w:rPr>
+        <w:t>μ</w:t>
+      </w:r>
+      <w:r>
+        <w:t>ψA</w:t>
+      </w:r>
+      <w:r>
+        <w:rPr>
+          <w:vertAlign w:val="subscript"/>
+        </w:rPr>
+        <w:t>μ</w:t>
+      </w:r>
+      <w:r>
+        <w:t xml:space="preserve"> (A</w:t>
+      </w:r>
+      <w:r>
+        <w:rPr>
+          <w:vertAlign w:val="subscript"/>
+        </w:rPr>
+        <w:t>μ</w:t>
+      </w:r>
+      <w:r>
+        <w:t xml:space="preserve"> commutes past the spinor indices, being an ordinary c-number field), giving ψ̄iγ</w:t>
+      </w:r>
+      <w:r>
+        <w:rPr>
+          <w:vertAlign w:val="superscript"/>
+        </w:rPr>
+        <w:t>μ</w:t>
+      </w:r>
+      <w:r>
+        <w:t>D</w:t>
+      </w:r>
+      <w:r>
+        <w:rPr>
+          <w:vertAlign w:val="subscript"/>
+        </w:rPr>
+        <w:t>μ</w:t>
+      </w:r>
+      <w:r>
+        <w:t>ψ = ψ̄iγ</w:t>
+      </w:r>
+      <w:r>
+        <w:rPr>
+          <w:vertAlign w:val="superscript"/>
+        </w:rPr>
+        <w:t>μ</w:t>
+      </w:r>
+      <w:r>
+        <w:t>∂</w:t>
+      </w:r>
+      <w:r>
+        <w:rPr>
+          <w:vertAlign w:val="subscript"/>
+        </w:rPr>
+        <w:t>μ</w:t>
+      </w:r>
+      <w:r>
+        <w:t>ψ − qψ̄γ</w:t>
+      </w:r>
+      <w:r>
+        <w:rPr>
+          <w:vertAlign w:val="superscript"/>
+        </w:rPr>
+        <w:t>μ</w:t>
+      </w:r>
+      <w:r>
+        <w:t>ψA</w:t>
+      </w:r>
+      <w:r>
+        <w:rPr>
+          <w:vertAlign w:val="subscript"/>
+        </w:rPr>
+        <w:t>μ</w:t>
+      </w:r>
+      <w:r>
+        <w:t>, matching Section 1.2.</w:t>
       </w:r>
     </w:p>
     <w:p>
@@ -2545,13 +4916,85 @@
         <w:rPr>
           <w:b/>
         </w:rPr>
-        <w:t>3.</w:t>
+        <w:t>2.</w:t>
       </w:r>
       <w:r>
         <w:t xml:space="preserve"> </w:t>
       </w:r>
       <w:r>
-        <w:t>Lesson 39, Section 3.2, showed the covariant-derivative derivation depends only on the charge label q, not on any other property such as mass; applying Section 1's derivation to a muon field ψ_μ (unfortunate index clash with the spacetime index μ, but standard notation) of the same charge q=−e gives, by identical algebra, ℒ_int=+eψ̄_μγ^μψ_μA_μ, the same form with ψ replaced by ψ_μ throughout, confirming universality directly for two distinct Dirac fields sharing a charge.</w:t>
+        <w:t>(ψ̄γ</w:t>
+      </w:r>
+      <w:r>
+        <w:rPr>
+          <w:vertAlign w:val="superscript"/>
+        </w:rPr>
+        <w:t>μ</w:t>
+      </w:r>
+      <w:r>
+        <w:t>ψ)* = (ψ̄γ</w:t>
+      </w:r>
+      <w:r>
+        <w:rPr>
+          <w:vertAlign w:val="superscript"/>
+        </w:rPr>
+        <w:t>μ</w:t>
+      </w:r>
+      <w:r>
+        <w:t>ψ)† (a 1×1 matrix, so transpose is trivial) = ψ†(γ</w:t>
+      </w:r>
+      <w:r>
+        <w:rPr>
+          <w:vertAlign w:val="superscript"/>
+        </w:rPr>
+        <w:t>μ</w:t>
+      </w:r>
+      <w:r>
+        <w:t>)†γ⁰†ψ... more directly, Lesson 22, Section 2.2, established that ψ̄Γψ is real for Γ built from the Hermitian-classified bilinears including the vector γ</w:t>
+      </w:r>
+      <w:r>
+        <w:rPr>
+          <w:vertAlign w:val="superscript"/>
+        </w:rPr>
+        <w:t>μ</w:t>
+      </w:r>
+      <w:r>
+        <w:t>; with A</w:t>
+      </w:r>
+      <w:r>
+        <w:rPr>
+          <w:vertAlign w:val="subscript"/>
+        </w:rPr>
+        <w:t>μ</w:t>
+      </w:r>
+      <w:r>
+        <w:t xml:space="preserve"> real by definition (an ordinary classical field, not an operator with an independent conjugate), ℒ</w:t>
+      </w:r>
+      <w:r>
+        <w:rPr>
+          <w:vertAlign w:val="subscript"/>
+        </w:rPr>
+        <w:t>int</w:t>
+      </w:r>
+      <w:r>
+        <w:t>=−qψ̄γ</w:t>
+      </w:r>
+      <w:r>
+        <w:rPr>
+          <w:vertAlign w:val="superscript"/>
+        </w:rPr>
+        <w:t>μ</w:t>
+      </w:r>
+      <w:r>
+        <w:t>ψA</w:t>
+      </w:r>
+      <w:r>
+        <w:rPr>
+          <w:vertAlign w:val="subscript"/>
+        </w:rPr>
+        <w:t>μ</w:t>
+      </w:r>
+      <w:r>
+        <w:t xml:space="preserve"> is a real number times a real field, hence real.</w:t>
       </w:r>
     </w:p>
     <w:p>
@@ -2559,13 +5002,76 @@
         <w:rPr>
           <w:b/>
         </w:rPr>
-        <w:t>4.</w:t>
+        <w:t>3.</w:t>
       </w:r>
       <w:r>
         <w:t xml:space="preserve"> </w:t>
       </w:r>
       <w:r>
-        <w:t>For q=+e, ℒ_int=−(+e)ψ̄γ^μψA_μ=−eψ̄γ^μψA_μ, the opposite sign from the electron's +eψ̄γ^μψA_μ, reflecting the opposite sign of charge.</w:t>
+        <w:t>Lesson 39, Section 3.2, showed the covariant-derivative derivation depends only on the charge label q, not on any other property such as mass; applying Section 1's derivation to a muon field ψ</w:t>
+      </w:r>
+      <w:r>
+        <w:rPr>
+          <w:vertAlign w:val="subscript"/>
+        </w:rPr>
+        <w:t>μ</w:t>
+      </w:r>
+      <w:r>
+        <w:t xml:space="preserve"> (unfortunate index clash with the spacetime index μ, but standard notation) of the same charge q=−e gives, by identical algebra, ℒ</w:t>
+      </w:r>
+      <w:r>
+        <w:rPr>
+          <w:vertAlign w:val="subscript"/>
+        </w:rPr>
+        <w:t>int</w:t>
+      </w:r>
+      <w:r>
+        <w:t>=+eψ̄</w:t>
+      </w:r>
+      <w:r>
+        <w:rPr>
+          <w:vertAlign w:val="subscript"/>
+        </w:rPr>
+        <w:t>μ</w:t>
+      </w:r>
+      <w:r>
+        <w:t>γ</w:t>
+      </w:r>
+      <w:r>
+        <w:rPr>
+          <w:vertAlign w:val="superscript"/>
+        </w:rPr>
+        <w:t>μ</w:t>
+      </w:r>
+      <w:r>
+        <w:t>ψ</w:t>
+      </w:r>
+      <w:r>
+        <w:rPr>
+          <w:vertAlign w:val="subscript"/>
+        </w:rPr>
+        <w:t>μ</w:t>
+      </w:r>
+      <w:r>
+        <w:t>A</w:t>
+      </w:r>
+      <w:r>
+        <w:rPr>
+          <w:vertAlign w:val="subscript"/>
+        </w:rPr>
+        <w:t>μ</w:t>
+      </w:r>
+      <w:r>
+        <w:t>, the same form with ψ replaced by ψ</w:t>
+      </w:r>
+      <w:r>
+        <w:rPr>
+          <w:vertAlign w:val="subscript"/>
+        </w:rPr>
+        <w:t>μ</w:t>
+      </w:r>
+      <w:r>
+        <w:t xml:space="preserve"> throughout, confirming universality directly for two distinct Dirac fields sharing a charge.</w:t>
       </w:r>
     </w:p>
     <w:p>
@@ -2573,13 +5079,76 @@
         <w:rPr>
           <w:b/>
         </w:rPr>
-        <w:t>5.</w:t>
+        <w:t>4.</w:t>
       </w:r>
       <w:r>
         <w:t xml:space="preserve"> </w:t>
       </w:r>
       <w:r>
-        <w:t>Lesson 24, Section 5.1, gives j^μ_(EM)=−eψ̄γ^μψ (there attached to the label "EM" to distinguish it from the bare probability current ψ̄γ^μψ). With q=−e, Section 2.1's j^μ=qψ̄γ^μψ=−eψ̄γ^μψ, identical to Lesson 24's j^μ_(EM), and to Lesson 30, Section 6.1's j_(EM)^μ=−eψ̄γ^μψ as well.</w:t>
+        <w:t>For q=+e, ℒ</w:t>
+      </w:r>
+      <w:r>
+        <w:rPr>
+          <w:vertAlign w:val="subscript"/>
+        </w:rPr>
+        <w:t>int</w:t>
+      </w:r>
+      <w:r>
+        <w:t>=−(+e)ψ̄γ</w:t>
+      </w:r>
+      <w:r>
+        <w:rPr>
+          <w:vertAlign w:val="superscript"/>
+        </w:rPr>
+        <w:t>μ</w:t>
+      </w:r>
+      <w:r>
+        <w:t>ψA</w:t>
+      </w:r>
+      <w:r>
+        <w:rPr>
+          <w:vertAlign w:val="subscript"/>
+        </w:rPr>
+        <w:t>μ</w:t>
+      </w:r>
+      <w:r>
+        <w:t>=−eψ̄γ</w:t>
+      </w:r>
+      <w:r>
+        <w:rPr>
+          <w:vertAlign w:val="superscript"/>
+        </w:rPr>
+        <w:t>μ</w:t>
+      </w:r>
+      <w:r>
+        <w:t>ψA</w:t>
+      </w:r>
+      <w:r>
+        <w:rPr>
+          <w:vertAlign w:val="subscript"/>
+        </w:rPr>
+        <w:t>μ</w:t>
+      </w:r>
+      <w:r>
+        <w:t>, the opposite sign from the electron's +eψ̄γ</w:t>
+      </w:r>
+      <w:r>
+        <w:rPr>
+          <w:vertAlign w:val="superscript"/>
+        </w:rPr>
+        <w:t>μ</w:t>
+      </w:r>
+      <w:r>
+        <w:t>ψA</w:t>
+      </w:r>
+      <w:r>
+        <w:rPr>
+          <w:vertAlign w:val="subscript"/>
+        </w:rPr>
+        <w:t>μ</w:t>
+      </w:r>
+      <w:r>
+        <w:t>, reflecting the opposite sign of charge.</w:t>
       </w:r>
     </w:p>
     <w:p>
@@ -2587,13 +5156,112 @@
         <w:rPr>
           <w:b/>
         </w:rPr>
-        <w:t>6.</w:t>
+        <w:t>5.</w:t>
       </w:r>
       <w:r>
         <w:t xml:space="preserve"> </w:t>
       </w:r>
       <w:r>
-        <w:t>ℒ_int=−j^μA_μ=−qA_μ(dx^μ/dt) in the point-particle language of Lesson 5 (identifying the field current with a single trajectory, as in Lesson 26, Worked example 5), and A_μdx^μ/dt=φ−A·v gives ℒ_int=−q(φ−A·v)=−qφ+qv·A, exactly the interaction terms of Lesson 5's L=(1/2)mv²−qφ+qv·A, with the (1/2)mv² kinetic piece supplied separately by the free part of the Lagrangian in each framework.</w:t>
+        <w:t>Lesson 24, Section 5.1, gives j</w:t>
+      </w:r>
+      <w:r>
+        <w:rPr>
+          <w:vertAlign w:val="superscript"/>
+        </w:rPr>
+        <w:t>μ</w:t>
+      </w:r>
+      <w:r>
+        <w:rPr>
+          <w:vertAlign w:val="subscript"/>
+        </w:rPr>
+        <w:t>EM</w:t>
+      </w:r>
+      <w:r>
+        <w:t>=−eψ̄γ</w:t>
+      </w:r>
+      <w:r>
+        <w:rPr>
+          <w:vertAlign w:val="superscript"/>
+        </w:rPr>
+        <w:t>μ</w:t>
+      </w:r>
+      <w:r>
+        <w:t>ψ (there attached to the label "EM" to distinguish it from the bare probability current ψ̄γ</w:t>
+      </w:r>
+      <w:r>
+        <w:rPr>
+          <w:vertAlign w:val="superscript"/>
+        </w:rPr>
+        <w:t>μ</w:t>
+      </w:r>
+      <w:r>
+        <w:t>ψ). With q=−e, Section 2.1's j</w:t>
+      </w:r>
+      <w:r>
+        <w:rPr>
+          <w:vertAlign w:val="superscript"/>
+        </w:rPr>
+        <w:t>μ</w:t>
+      </w:r>
+      <w:r>
+        <w:t>=qψ̄γ</w:t>
+      </w:r>
+      <w:r>
+        <w:rPr>
+          <w:vertAlign w:val="superscript"/>
+        </w:rPr>
+        <w:t>μ</w:t>
+      </w:r>
+      <w:r>
+        <w:t>ψ=−eψ̄γ</w:t>
+      </w:r>
+      <w:r>
+        <w:rPr>
+          <w:vertAlign w:val="superscript"/>
+        </w:rPr>
+        <w:t>μ</w:t>
+      </w:r>
+      <w:r>
+        <w:t>ψ, identical to Lesson 24's j</w:t>
+      </w:r>
+      <w:r>
+        <w:rPr>
+          <w:vertAlign w:val="superscript"/>
+        </w:rPr>
+        <w:t>μ</w:t>
+      </w:r>
+      <w:r>
+        <w:rPr>
+          <w:vertAlign w:val="subscript"/>
+        </w:rPr>
+        <w:t>EM</w:t>
+      </w:r>
+      <w:r>
+        <w:t>, and to Lesson 30, Section 6.1's j</w:t>
+      </w:r>
+      <w:r>
+        <w:rPr>
+          <w:vertAlign w:val="subscript"/>
+        </w:rPr>
+        <w:t>EM</w:t>
+      </w:r>
+      <w:r>
+        <w:rPr>
+          <w:vertAlign w:val="superscript"/>
+        </w:rPr>
+        <w:t>μ</w:t>
+      </w:r>
+      <w:r>
+        <w:t>=−eψ̄γ</w:t>
+      </w:r>
+      <w:r>
+        <w:rPr>
+          <w:vertAlign w:val="superscript"/>
+        </w:rPr>
+        <w:t>μ</w:t>
+      </w:r>
+      <w:r>
+        <w:t>ψ as well.</w:t>
       </w:r>
     </w:p>
     <w:p>
@@ -2601,13 +5269,85 @@
         <w:rPr>
           <w:b/>
         </w:rPr>
-        <w:t>7.</w:t>
+        <w:t>6.</w:t>
       </w:r>
       <w:r>
         <w:t xml:space="preserve"> </w:t>
       </w:r>
       <w:r>
-        <w:t>Lesson 26's Worked example 5 assumes the form of the coupling (−j^μA_μ, itself assumed as the general rule for coupling any current to the field in Section 6.3) and derives that a specific current, the point-charge delta function, reduces it to the familiar particle Lagrangian; it does not explain why −j^μA_μ, rather than some other coupling, was the right form to assume in the first place. This lesson's derivation, by contrast, starts from no assumed coupling at all and derives that −j^μA_μ, with j^μ the field's own Noether current, is the unique term consistent with local phase invariance; the two are complementary rather than circular, one showing a consequence of an assumed form, the other showing why that form is forced.</w:t>
+        <w:t>ℒ</w:t>
+      </w:r>
+      <w:r>
+        <w:rPr>
+          <w:vertAlign w:val="subscript"/>
+        </w:rPr>
+        <w:t>int</w:t>
+      </w:r>
+      <w:r>
+        <w:t>=−j</w:t>
+      </w:r>
+      <w:r>
+        <w:rPr>
+          <w:vertAlign w:val="superscript"/>
+        </w:rPr>
+        <w:t>μ</w:t>
+      </w:r>
+      <w:r>
+        <w:t>A</w:t>
+      </w:r>
+      <w:r>
+        <w:rPr>
+          <w:vertAlign w:val="subscript"/>
+        </w:rPr>
+        <w:t>μ</w:t>
+      </w:r>
+      <w:r>
+        <w:t>=−qA</w:t>
+      </w:r>
+      <w:r>
+        <w:rPr>
+          <w:vertAlign w:val="subscript"/>
+        </w:rPr>
+        <w:t>μ</w:t>
+      </w:r>
+      <w:r>
+        <w:t>(dx</w:t>
+      </w:r>
+      <w:r>
+        <w:rPr>
+          <w:vertAlign w:val="superscript"/>
+        </w:rPr>
+        <w:t>μ</w:t>
+      </w:r>
+      <w:r>
+        <w:t>/dt) in the point-particle language of Lesson 5 (identifying the field current with a single trajectory, as in Lesson 26, Worked example 5), and A</w:t>
+      </w:r>
+      <w:r>
+        <w:rPr>
+          <w:vertAlign w:val="subscript"/>
+        </w:rPr>
+        <w:t>μ</w:t>
+      </w:r>
+      <w:r>
+        <w:t>dx</w:t>
+      </w:r>
+      <w:r>
+        <w:rPr>
+          <w:vertAlign w:val="superscript"/>
+        </w:rPr>
+        <w:t>μ</w:t>
+      </w:r>
+      <w:r>
+        <w:t>/dt=φ−A·v gives ℒ</w:t>
+      </w:r>
+      <w:r>
+        <w:rPr>
+          <w:vertAlign w:val="subscript"/>
+        </w:rPr>
+        <w:t>int</w:t>
+      </w:r>
+      <w:r>
+        <w:t>=−q(φ−A·v)=−qφ+qv·A, exactly the interaction terms of Lesson 5's L=(1/2)mv²−qφ+qv·A, with the (1/2)mv² kinetic piece supplied separately by the free part of the Lagrangian in each framework.</w:t>
       </w:r>
     </w:p>
     <w:p>
@@ -2615,13 +5355,76 @@
         <w:rPr>
           <w:b/>
         </w:rPr>
-        <w:t>8.</w:t>
+        <w:t>7.</w:t>
       </w:r>
       <w:r>
         <w:t xml:space="preserve"> </w:t>
       </w:r>
       <w:r>
-        <w:t>With q=0, D_μ=∂_μ (Lesson 39, Exercise 15), so ℒ=ψ̄(iγ^μ∂_μ−m)ψ with the −qψ̄γ^μψA_μ term identically zero (multiplied by q=0), leaving the free Dirac Lagrangian of Lesson 26 with no trace of A_μ, confirming a neutral field does not couple to the photon.</w:t>
+        <w:t>Lesson 26's Worked example 5 assumes the form of the coupling (−j</w:t>
+      </w:r>
+      <w:r>
+        <w:rPr>
+          <w:vertAlign w:val="superscript"/>
+        </w:rPr>
+        <w:t>μ</w:t>
+      </w:r>
+      <w:r>
+        <w:t>A</w:t>
+      </w:r>
+      <w:r>
+        <w:rPr>
+          <w:vertAlign w:val="subscript"/>
+        </w:rPr>
+        <w:t>μ</w:t>
+      </w:r>
+      <w:r>
+        <w:t>, itself assumed as the general rule for coupling any current to the field in Section 6.3) and derives that a specific current, the point-charge delta function, reduces it to the familiar particle Lagrangian; it does not explain why −j</w:t>
+      </w:r>
+      <w:r>
+        <w:rPr>
+          <w:vertAlign w:val="superscript"/>
+        </w:rPr>
+        <w:t>μ</w:t>
+      </w:r>
+      <w:r>
+        <w:t>A</w:t>
+      </w:r>
+      <w:r>
+        <w:rPr>
+          <w:vertAlign w:val="subscript"/>
+        </w:rPr>
+        <w:t>μ</w:t>
+      </w:r>
+      <w:r>
+        <w:t>, rather than some other coupling, was the right form to assume in the first place. This lesson's derivation, by contrast, starts from no assumed coupling at all and derives that −j</w:t>
+      </w:r>
+      <w:r>
+        <w:rPr>
+          <w:vertAlign w:val="superscript"/>
+        </w:rPr>
+        <w:t>μ</w:t>
+      </w:r>
+      <w:r>
+        <w:t>A</w:t>
+      </w:r>
+      <w:r>
+        <w:rPr>
+          <w:vertAlign w:val="subscript"/>
+        </w:rPr>
+        <w:t>μ</w:t>
+      </w:r>
+      <w:r>
+        <w:t>, with j</w:t>
+      </w:r>
+      <w:r>
+        <w:rPr>
+          <w:vertAlign w:val="superscript"/>
+        </w:rPr>
+        <w:t>μ</w:t>
+      </w:r>
+      <w:r>
+        <w:t xml:space="preserve"> the field's own Noether current, is the unique term consistent with local phase invariance; the two are complementary rather than circular, one showing a consequence of an assumed form, the other showing why that form is forced.</w:t>
       </w:r>
     </w:p>
     <w:p>
@@ -2629,13 +5432,76 @@
         <w:rPr>
           <w:b/>
         </w:rPr>
-        <w:t>9.</w:t>
+        <w:t>8.</w:t>
       </w:r>
       <w:r>
         <w:t xml:space="preserve"> </w:t>
       </w:r>
       <w:r>
-        <w:t>(iγ^μD_μ−m)ψ=0 expands to iγ^0(∂_0+iqA_0)ψ+iγ^i(∂_i+iqA_i)ψ−mψ=0, that is iγ^0∂_0ψ+iγ^i∂_iψ−qγ^0A_0ψ−qγ^iA_iψ=mψ (using iγ^μ(iqA_μ)=−qγ^μA_μ as in Exercise 1). Using A_0=φ and A_i=−A^i (lowering flips the spatial sign, Lesson 4), γ^0A_0=βφ and γ^iA_i=−γ^iA^i=−βα^iA^i (using γ^i=βα^i), so the equation is iγ^0∂_0ψ+iγ^i∂_iψ−qβφψ+qβα·Aψ=mψ. Moving the non-derivative terms to the right and multiplying by β=γ^0 on the left (using β²=1, βγ^0=1, βγ^i=α^i): i∂_0ψ+iα·∇ψ = mβψ+qφψ−qα·Aψ. Rearranging, i∂_0ψ = mβψ+qφψ−qα·Aψ−iα·∇ψ = [βm+qφ+α·(−i∇−qA)]ψ = [α·(p̂−qA)+βm+qφ]ψ, using p̂=−i∇.</w:t>
+        <w:t>With q=0, D</w:t>
+      </w:r>
+      <w:r>
+        <w:rPr>
+          <w:vertAlign w:val="subscript"/>
+        </w:rPr>
+        <w:t>μ</w:t>
+      </w:r>
+      <w:r>
+        <w:t>=∂</w:t>
+      </w:r>
+      <w:r>
+        <w:rPr>
+          <w:vertAlign w:val="subscript"/>
+        </w:rPr>
+        <w:t>μ</w:t>
+      </w:r>
+      <w:r>
+        <w:t xml:space="preserve"> (Lesson 39, Exercise 15), so ℒ=ψ̄(iγ</w:t>
+      </w:r>
+      <w:r>
+        <w:rPr>
+          <w:vertAlign w:val="superscript"/>
+        </w:rPr>
+        <w:t>μ</w:t>
+      </w:r>
+      <w:r>
+        <w:t>∂</w:t>
+      </w:r>
+      <w:r>
+        <w:rPr>
+          <w:vertAlign w:val="subscript"/>
+        </w:rPr>
+        <w:t>μ</w:t>
+      </w:r>
+      <w:r>
+        <w:t>−m)ψ with the −qψ̄γ</w:t>
+      </w:r>
+      <w:r>
+        <w:rPr>
+          <w:vertAlign w:val="superscript"/>
+        </w:rPr>
+        <w:t>μ</w:t>
+      </w:r>
+      <w:r>
+        <w:t>ψA</w:t>
+      </w:r>
+      <w:r>
+        <w:rPr>
+          <w:vertAlign w:val="subscript"/>
+        </w:rPr>
+        <w:t>μ</w:t>
+      </w:r>
+      <w:r>
+        <w:t xml:space="preserve"> term identically zero (multiplied by q=0), leaving the free Dirac Lagrangian of Lesson 26 with no trace of A</w:t>
+      </w:r>
+      <w:r>
+        <w:rPr>
+          <w:vertAlign w:val="subscript"/>
+        </w:rPr>
+        <w:t>μ</w:t>
+      </w:r>
+      <w:r>
+        <w:t>, confirming a neutral field does not couple to the photon.</w:t>
       </w:r>
     </w:p>
     <w:p>
@@ -2643,13 +5509,400 @@
         <w:rPr>
           <w:b/>
         </w:rPr>
-        <w:t>10.</w:t>
+        <w:t>9.</w:t>
       </w:r>
       <w:r>
         <w:t xml:space="preserve"> </w:t>
       </w:r>
       <w:r>
-        <w:t>With q=−e, h_D = α·(p̂+eA)+βm−eφ. Setting A=φ=0 gives h_D=α·p̂+βm, the free Dirac Hamiltonian of Lesson 20, Section 1.1.</w:t>
+        <w:t>(iγ</w:t>
+      </w:r>
+      <w:r>
+        <w:rPr>
+          <w:vertAlign w:val="superscript"/>
+        </w:rPr>
+        <w:t>μ</w:t>
+      </w:r>
+      <w:r>
+        <w:t>D</w:t>
+      </w:r>
+      <w:r>
+        <w:rPr>
+          <w:vertAlign w:val="subscript"/>
+        </w:rPr>
+        <w:t>μ</w:t>
+      </w:r>
+      <w:r>
+        <w:t>−m)ψ=0 expands to iγ</w:t>
+      </w:r>
+      <w:r>
+        <w:rPr>
+          <w:vertAlign w:val="superscript"/>
+        </w:rPr>
+        <w:t>0</w:t>
+      </w:r>
+      <w:r>
+        <w:t>(∂</w:t>
+      </w:r>
+      <w:r>
+        <w:rPr>
+          <w:vertAlign w:val="subscript"/>
+        </w:rPr>
+        <w:t>0</w:t>
+      </w:r>
+      <w:r>
+        <w:t>+iqA</w:t>
+      </w:r>
+      <w:r>
+        <w:rPr>
+          <w:vertAlign w:val="subscript"/>
+        </w:rPr>
+        <w:t>0</w:t>
+      </w:r>
+      <w:r>
+        <w:t>)ψ+iγ</w:t>
+      </w:r>
+      <w:r>
+        <w:rPr>
+          <w:vertAlign w:val="superscript"/>
+        </w:rPr>
+        <w:t>i</w:t>
+      </w:r>
+      <w:r>
+        <w:t>(∂</w:t>
+      </w:r>
+      <w:r>
+        <w:rPr>
+          <w:vertAlign w:val="subscript"/>
+        </w:rPr>
+        <w:t>i</w:t>
+      </w:r>
+      <w:r>
+        <w:t>+iqA</w:t>
+      </w:r>
+      <w:r>
+        <w:rPr>
+          <w:vertAlign w:val="subscript"/>
+        </w:rPr>
+        <w:t>i</w:t>
+      </w:r>
+      <w:r>
+        <w:t>)ψ−mψ=0, that is iγ</w:t>
+      </w:r>
+      <w:r>
+        <w:rPr>
+          <w:vertAlign w:val="superscript"/>
+        </w:rPr>
+        <w:t>0</w:t>
+      </w:r>
+      <w:r>
+        <w:t>∂</w:t>
+      </w:r>
+      <w:r>
+        <w:rPr>
+          <w:vertAlign w:val="subscript"/>
+        </w:rPr>
+        <w:t>0</w:t>
+      </w:r>
+      <w:r>
+        <w:t>ψ+iγ</w:t>
+      </w:r>
+      <w:r>
+        <w:rPr>
+          <w:vertAlign w:val="superscript"/>
+        </w:rPr>
+        <w:t>i</w:t>
+      </w:r>
+      <w:r>
+        <w:t>∂</w:t>
+      </w:r>
+      <w:r>
+        <w:rPr>
+          <w:vertAlign w:val="subscript"/>
+        </w:rPr>
+        <w:t>i</w:t>
+      </w:r>
+      <w:r>
+        <w:t>ψ−qγ</w:t>
+      </w:r>
+      <w:r>
+        <w:rPr>
+          <w:vertAlign w:val="superscript"/>
+        </w:rPr>
+        <w:t>0</w:t>
+      </w:r>
+      <w:r>
+        <w:t>A</w:t>
+      </w:r>
+      <w:r>
+        <w:rPr>
+          <w:vertAlign w:val="subscript"/>
+        </w:rPr>
+        <w:t>0</w:t>
+      </w:r>
+      <w:r>
+        <w:t>ψ−qγ</w:t>
+      </w:r>
+      <w:r>
+        <w:rPr>
+          <w:vertAlign w:val="superscript"/>
+        </w:rPr>
+        <w:t>i</w:t>
+      </w:r>
+      <w:r>
+        <w:t>A</w:t>
+      </w:r>
+      <w:r>
+        <w:rPr>
+          <w:vertAlign w:val="subscript"/>
+        </w:rPr>
+        <w:t>i</w:t>
+      </w:r>
+      <w:r>
+        <w:t>ψ=mψ (using iγ</w:t>
+      </w:r>
+      <w:r>
+        <w:rPr>
+          <w:vertAlign w:val="superscript"/>
+        </w:rPr>
+        <w:t>μ</w:t>
+      </w:r>
+      <w:r>
+        <w:t>(iqA</w:t>
+      </w:r>
+      <w:r>
+        <w:rPr>
+          <w:vertAlign w:val="subscript"/>
+        </w:rPr>
+        <w:t>μ</w:t>
+      </w:r>
+      <w:r>
+        <w:t>)=−qγ</w:t>
+      </w:r>
+      <w:r>
+        <w:rPr>
+          <w:vertAlign w:val="superscript"/>
+        </w:rPr>
+        <w:t>μ</w:t>
+      </w:r>
+      <w:r>
+        <w:t>A</w:t>
+      </w:r>
+      <w:r>
+        <w:rPr>
+          <w:vertAlign w:val="subscript"/>
+        </w:rPr>
+        <w:t>μ</w:t>
+      </w:r>
+      <w:r>
+        <w:t xml:space="preserve"> as in Exercise 1). Using A</w:t>
+      </w:r>
+      <w:r>
+        <w:rPr>
+          <w:vertAlign w:val="subscript"/>
+        </w:rPr>
+        <w:t>0</w:t>
+      </w:r>
+      <w:r>
+        <w:t>=φ and A</w:t>
+      </w:r>
+      <w:r>
+        <w:rPr>
+          <w:vertAlign w:val="subscript"/>
+        </w:rPr>
+        <w:t>i</w:t>
+      </w:r>
+      <w:r>
+        <w:t>=−A</w:t>
+      </w:r>
+      <w:r>
+        <w:rPr>
+          <w:vertAlign w:val="superscript"/>
+        </w:rPr>
+        <w:t>i</w:t>
+      </w:r>
+      <w:r>
+        <w:t xml:space="preserve"> (lowering flips the spatial sign, Lesson 4), γ</w:t>
+      </w:r>
+      <w:r>
+        <w:rPr>
+          <w:vertAlign w:val="superscript"/>
+        </w:rPr>
+        <w:t>0</w:t>
+      </w:r>
+      <w:r>
+        <w:t>A</w:t>
+      </w:r>
+      <w:r>
+        <w:rPr>
+          <w:vertAlign w:val="subscript"/>
+        </w:rPr>
+        <w:t>0</w:t>
+      </w:r>
+      <w:r>
+        <w:t>=βφ and γ</w:t>
+      </w:r>
+      <w:r>
+        <w:rPr>
+          <w:vertAlign w:val="superscript"/>
+        </w:rPr>
+        <w:t>i</w:t>
+      </w:r>
+      <w:r>
+        <w:t>A</w:t>
+      </w:r>
+      <w:r>
+        <w:rPr>
+          <w:vertAlign w:val="subscript"/>
+        </w:rPr>
+        <w:t>i</w:t>
+      </w:r>
+      <w:r>
+        <w:t>=−γ</w:t>
+      </w:r>
+      <w:r>
+        <w:rPr>
+          <w:vertAlign w:val="superscript"/>
+        </w:rPr>
+        <w:t>i</w:t>
+      </w:r>
+      <w:r>
+        <w:t>A</w:t>
+      </w:r>
+      <w:r>
+        <w:rPr>
+          <w:vertAlign w:val="superscript"/>
+        </w:rPr>
+        <w:t>i</w:t>
+      </w:r>
+      <w:r>
+        <w:t>=−βα</w:t>
+      </w:r>
+      <w:r>
+        <w:rPr>
+          <w:vertAlign w:val="superscript"/>
+        </w:rPr>
+        <w:t>i</w:t>
+      </w:r>
+      <w:r>
+        <w:t>A</w:t>
+      </w:r>
+      <w:r>
+        <w:rPr>
+          <w:vertAlign w:val="superscript"/>
+        </w:rPr>
+        <w:t>i</w:t>
+      </w:r>
+      <w:r>
+        <w:t xml:space="preserve"> (using γ</w:t>
+      </w:r>
+      <w:r>
+        <w:rPr>
+          <w:vertAlign w:val="superscript"/>
+        </w:rPr>
+        <w:t>i</w:t>
+      </w:r>
+      <w:r>
+        <w:t>=βα</w:t>
+      </w:r>
+      <w:r>
+        <w:rPr>
+          <w:vertAlign w:val="superscript"/>
+        </w:rPr>
+        <w:t>i</w:t>
+      </w:r>
+      <w:r>
+        <w:t>), so the equation is iγ</w:t>
+      </w:r>
+      <w:r>
+        <w:rPr>
+          <w:vertAlign w:val="superscript"/>
+        </w:rPr>
+        <w:t>0</w:t>
+      </w:r>
+      <w:r>
+        <w:t>∂</w:t>
+      </w:r>
+      <w:r>
+        <w:rPr>
+          <w:vertAlign w:val="subscript"/>
+        </w:rPr>
+        <w:t>0</w:t>
+      </w:r>
+      <w:r>
+        <w:t>ψ+iγ</w:t>
+      </w:r>
+      <w:r>
+        <w:rPr>
+          <w:vertAlign w:val="superscript"/>
+        </w:rPr>
+        <w:t>i</w:t>
+      </w:r>
+      <w:r>
+        <w:t>∂</w:t>
+      </w:r>
+      <w:r>
+        <w:rPr>
+          <w:vertAlign w:val="subscript"/>
+        </w:rPr>
+        <w:t>i</w:t>
+      </w:r>
+      <w:r>
+        <w:t>ψ−qβφψ+qβα·Aψ=mψ. Moving the non-derivative terms to the right and multiplying by β=γ</w:t>
+      </w:r>
+      <w:r>
+        <w:rPr>
+          <w:vertAlign w:val="superscript"/>
+        </w:rPr>
+        <w:t>0</w:t>
+      </w:r>
+      <w:r>
+        <w:t xml:space="preserve"> on the left (using β²=1, βγ</w:t>
+      </w:r>
+      <w:r>
+        <w:rPr>
+          <w:vertAlign w:val="superscript"/>
+        </w:rPr>
+        <w:t>0</w:t>
+      </w:r>
+      <w:r>
+        <w:t>=1, βγ</w:t>
+      </w:r>
+      <w:r>
+        <w:rPr>
+          <w:vertAlign w:val="superscript"/>
+        </w:rPr>
+        <w:t>i</w:t>
+      </w:r>
+      <w:r>
+        <w:t>=α</w:t>
+      </w:r>
+      <w:r>
+        <w:rPr>
+          <w:vertAlign w:val="superscript"/>
+        </w:rPr>
+        <w:t>i</w:t>
+      </w:r>
+      <w:r>
+        <w:t>): i∂</w:t>
+      </w:r>
+      <w:r>
+        <w:rPr>
+          <w:vertAlign w:val="subscript"/>
+        </w:rPr>
+        <w:t>0</w:t>
+      </w:r>
+      <w:r>
+        <w:t>ψ+iα·∇ψ = mβψ+qφψ−qα·Aψ. Rearranging, i∂</w:t>
+      </w:r>
+      <w:r>
+        <w:rPr>
+          <w:vertAlign w:val="subscript"/>
+        </w:rPr>
+        <w:t>0</w:t>
+      </w:r>
+      <w:r>
+        <w:t>ψ = mβψ+qφψ−qα·Aψ−iα·∇ψ = [βm+qφ+α·(−i∇−qA)]ψ = [α·(p̂−qA)+βm+qφ]ψ, using p̂=−i∇.</w:t>
       </w:r>
     </w:p>
     <w:p>
@@ -2657,13 +5910,31 @@
         <w:rPr>
           <w:b/>
         </w:rPr>
-        <w:t>11.</w:t>
+        <w:t>10.</w:t>
       </w:r>
       <w:r>
         <w:t xml:space="preserve"> </w:t>
       </w:r>
       <w:r>
-        <w:t>Lesson 6's rule replaces the momentum p^μ by p^μ−qA^μ in any Hamiltonian built from p^μ; applied to the free Dirac Hamiltonian h=α·p̂+βm (built from the spatial momentum p̂ and, implicitly, the energy E which becomes i∂_t on the left side of the equation), the spatial part gives α·(p̂−qA) and the time/energy part, E→E−qA^0=E−qφ (since A^0=φ), moved to the Hamiltonian side, contributes +qφ on the right, exactly reproducing h_D=α·(p̂−qA)+βm+qφ term by term.</w:t>
+        <w:t>With q=−e, h</w:t>
+      </w:r>
+      <w:r>
+        <w:rPr>
+          <w:vertAlign w:val="subscript"/>
+        </w:rPr>
+        <w:t>D</w:t>
+      </w:r>
+      <w:r>
+        <w:t xml:space="preserve"> = α·(p̂+eA)+βm−eφ. Setting A=φ=0 gives h</w:t>
+      </w:r>
+      <w:r>
+        <w:rPr>
+          <w:vertAlign w:val="subscript"/>
+        </w:rPr>
+        <w:t>D</w:t>
+      </w:r>
+      <w:r>
+        <w:t>=α·p̂+βm, the free Dirac Hamiltonian of Lesson 20, Section 1.1.</w:t>
       </w:r>
     </w:p>
     <w:p>
@@ -2671,13 +5942,85 @@
         <w:rPr>
           <w:b/>
         </w:rPr>
-        <w:t>12.</w:t>
+        <w:t>11.</w:t>
       </w:r>
       <w:r>
         <w:t xml:space="preserve"> </w:t>
       </w:r>
       <w:r>
-        <w:t>The relativistic energy expansion technique of Lesson 3, Worked example 5 (there applied to the free-particle energy E=√(p²+m²), expanded in powers of p²/m²), extended to an operator expression, is the technique needed; Lesson 76 carries this out for h_D−qφ squared.</w:t>
+        <w:t>Lesson 6's rule replaces the momentum p</w:t>
+      </w:r>
+      <w:r>
+        <w:rPr>
+          <w:vertAlign w:val="superscript"/>
+        </w:rPr>
+        <w:t>μ</w:t>
+      </w:r>
+      <w:r>
+        <w:t xml:space="preserve"> by p</w:t>
+      </w:r>
+      <w:r>
+        <w:rPr>
+          <w:vertAlign w:val="superscript"/>
+        </w:rPr>
+        <w:t>μ</w:t>
+      </w:r>
+      <w:r>
+        <w:t>−qA</w:t>
+      </w:r>
+      <w:r>
+        <w:rPr>
+          <w:vertAlign w:val="superscript"/>
+        </w:rPr>
+        <w:t>μ</w:t>
+      </w:r>
+      <w:r>
+        <w:t xml:space="preserve"> in any Hamiltonian built from p</w:t>
+      </w:r>
+      <w:r>
+        <w:rPr>
+          <w:vertAlign w:val="superscript"/>
+        </w:rPr>
+        <w:t>μ</w:t>
+      </w:r>
+      <w:r>
+        <w:t>; applied to the free Dirac Hamiltonian h=α·p̂+βm (built from the spatial momentum p̂ and, implicitly, the energy E which becomes i∂</w:t>
+      </w:r>
+      <w:r>
+        <w:rPr>
+          <w:vertAlign w:val="subscript"/>
+        </w:rPr>
+        <w:t>t</w:t>
+      </w:r>
+      <w:r>
+        <w:t xml:space="preserve"> on the left side of the equation), the spatial part gives α·(p̂−qA) and the time/energy part, E→E−qA</w:t>
+      </w:r>
+      <w:r>
+        <w:rPr>
+          <w:vertAlign w:val="superscript"/>
+        </w:rPr>
+        <w:t>0</w:t>
+      </w:r>
+      <w:r>
+        <w:t>=E−qφ (since A</w:t>
+      </w:r>
+      <w:r>
+        <w:rPr>
+          <w:vertAlign w:val="superscript"/>
+        </w:rPr>
+        <w:t>0</w:t>
+      </w:r>
+      <w:r>
+        <w:t>=φ), moved to the Hamiltonian side, contributes +qφ on the right, exactly reproducing h</w:t>
+      </w:r>
+      <w:r>
+        <w:rPr>
+          <w:vertAlign w:val="subscript"/>
+        </w:rPr>
+        <w:t>D</w:t>
+      </w:r>
+      <w:r>
+        <w:t>=α·(p̂−qA)+βm+qφ term by term.</w:t>
       </w:r>
     </w:p>
     <w:p>
@@ -2685,13 +6028,22 @@
         <w:rPr>
           <w:b/>
         </w:rPr>
-        <w:t>13.</w:t>
+        <w:t>12.</w:t>
       </w:r>
       <w:r>
         <w:t xml:space="preserve"> </w:t>
       </w:r>
       <w:r>
-        <w:t>The proton's Coulomb field, to an excellent approximation, is unaffected by the presence of the orbiting electron (the proton is far more massive and its own quantum dynamics can be neglected at the level of this course), so A_μ can be treated as a fixed, externally given function sourced by the proton alone; the interacting Dirac equation of Section 4.1, with this fixed A_μ inserted, gives the complete equation of motion for the electron's wave function with no need to also solve for A_μ's own dynamics.</w:t>
+        <w:t>The relativistic energy expansion technique of Lesson 3, Worked example 5 (there applied to the free-particle energy E=√(p²+m²), expanded in powers of p²/m²), extended to an operator expression, is the technique needed; Lesson 76 carries this out for h</w:t>
+      </w:r>
+      <w:r>
+        <w:rPr>
+          <w:vertAlign w:val="subscript"/>
+        </w:rPr>
+        <w:t>D</w:t>
+      </w:r>
+      <w:r>
+        <w:t>−qφ squared.</w:t>
       </w:r>
     </w:p>
     <w:p>
@@ -2699,13 +6051,40 @@
         <w:rPr>
           <w:b/>
         </w:rPr>
-        <w:t>14.</w:t>
+        <w:t>13.</w:t>
       </w:r>
       <w:r>
         <w:t xml:space="preserve"> </w:t>
       </w:r>
       <w:r>
-        <w:t>Spontaneous emission changes the number of photons present, from zero to one, and the emitted photon carries away real energy and momentum that must come from somewhere; a fixed external field, by definition unaffected by the electron, cannot absorb recoil or supply a new, propagating photon quantum, so describing emission correctly requires A_μ to be a dynamical operator capable of creating photon states, exactly what Lesson 38's quantization provides and what this lesson's treatment, with A_μ external, does not.</w:t>
+        <w:t>The proton's Coulomb field, to an excellent approximation, is unaffected by the presence of the orbiting electron (the proton is far more massive and its own quantum dynamics can be neglected at the level of this course), so A</w:t>
+      </w:r>
+      <w:r>
+        <w:rPr>
+          <w:vertAlign w:val="subscript"/>
+        </w:rPr>
+        <w:t>μ</w:t>
+      </w:r>
+      <w:r>
+        <w:t xml:space="preserve"> can be treated as a fixed, externally given function sourced by the proton alone; the interacting Dirac equation of Section 4.1, with this fixed A</w:t>
+      </w:r>
+      <w:r>
+        <w:rPr>
+          <w:vertAlign w:val="subscript"/>
+        </w:rPr>
+        <w:t>μ</w:t>
+      </w:r>
+      <w:r>
+        <w:t xml:space="preserve"> inserted, gives the complete equation of motion for the electron's wave function with no need to also solve for A</w:t>
+      </w:r>
+      <w:r>
+        <w:rPr>
+          <w:vertAlign w:val="subscript"/>
+        </w:rPr>
+        <w:t>μ</w:t>
+      </w:r>
+      <w:r>
+        <w:t>'s own dynamics.</w:t>
       </w:r>
     </w:p>
     <w:p>
@@ -2713,13 +6092,31 @@
         <w:rPr>
           <w:b/>
         </w:rPr>
-        <w:t>15.</w:t>
+        <w:t>14.</w:t>
       </w:r>
       <w:r>
         <w:t xml:space="preserve"> </w:t>
       </w:r>
       <w:r>
-        <w:t>Under A_μ→A_μ+∂_μλ, ℒ_int changes by −j^μ∂_μλ = −∂_μ(j^μλ)+λ∂_μj^μ (integrating by parts formally, as in Lesson 8, Exercise 16's similar manipulation); the second term vanishes by ∂_μj^μ=0 (Lesson 24), and the first is a total derivative, which does not affect the Euler–Lagrange equations (Lesson 25, Section 3, and Lesson 27), so ℒ_int is invariant under this residual gauge freedom up to a term with no physical consequence, exactly the robustness of gauge invariance already noted for the free Maxwell theory in Lesson 8, Section 4.2.</w:t>
+        <w:t>Spontaneous emission changes the number of photons present, from zero to one, and the emitted photon carries away real energy and momentum that must come from somewhere; a fixed external field, by definition unaffected by the electron, cannot absorb recoil or supply a new, propagating photon quantum, so describing emission correctly requires A</w:t>
+      </w:r>
+      <w:r>
+        <w:rPr>
+          <w:vertAlign w:val="subscript"/>
+        </w:rPr>
+        <w:t>μ</w:t>
+      </w:r>
+      <w:r>
+        <w:t xml:space="preserve"> to be a dynamical operator capable of creating photon states, exactly what Lesson 38's quantization provides and what this lesson's treatment, with A</w:t>
+      </w:r>
+      <w:r>
+        <w:rPr>
+          <w:vertAlign w:val="subscript"/>
+        </w:rPr>
+        <w:t>μ</w:t>
+      </w:r>
+      <w:r>
+        <w:t xml:space="preserve"> external, does not.</w:t>
       </w:r>
     </w:p>
     <w:p>
@@ -2727,13 +6124,468 @@
         <w:rPr>
           <w:b/>
         </w:rPr>
+        <w:t>15.</w:t>
+      </w:r>
+      <w:r>
+        <w:t xml:space="preserve"> </w:t>
+      </w:r>
+      <w:r>
+        <w:t>Under A</w:t>
+      </w:r>
+      <w:r>
+        <w:rPr>
+          <w:vertAlign w:val="subscript"/>
+        </w:rPr>
+        <w:t>μ</w:t>
+      </w:r>
+      <w:r>
+        <w:t>→A</w:t>
+      </w:r>
+      <w:r>
+        <w:rPr>
+          <w:vertAlign w:val="subscript"/>
+        </w:rPr>
+        <w:t>μ</w:t>
+      </w:r>
+      <w:r>
+        <w:t>+∂</w:t>
+      </w:r>
+      <w:r>
+        <w:rPr>
+          <w:vertAlign w:val="subscript"/>
+        </w:rPr>
+        <w:t>μλ</w:t>
+      </w:r>
+      <w:r>
+        <w:t>, ℒ</w:t>
+      </w:r>
+      <w:r>
+        <w:rPr>
+          <w:vertAlign w:val="subscript"/>
+        </w:rPr>
+        <w:t>int</w:t>
+      </w:r>
+      <w:r>
+        <w:t xml:space="preserve"> changes by −j</w:t>
+      </w:r>
+      <w:r>
+        <w:rPr>
+          <w:vertAlign w:val="superscript"/>
+        </w:rPr>
+        <w:t>μ</w:t>
+      </w:r>
+      <w:r>
+        <w:t>∂</w:t>
+      </w:r>
+      <w:r>
+        <w:rPr>
+          <w:vertAlign w:val="subscript"/>
+        </w:rPr>
+        <w:t>μλ</w:t>
+      </w:r>
+      <w:r>
+        <w:t xml:space="preserve"> = −∂</w:t>
+      </w:r>
+      <w:r>
+        <w:rPr>
+          <w:vertAlign w:val="subscript"/>
+        </w:rPr>
+        <w:t>μ</w:t>
+      </w:r>
+      <w:r>
+        <w:t>(j</w:t>
+      </w:r>
+      <w:r>
+        <w:rPr>
+          <w:vertAlign w:val="superscript"/>
+        </w:rPr>
+        <w:t>μλ</w:t>
+      </w:r>
+      <w:r>
+        <w:t>)+λ∂</w:t>
+      </w:r>
+      <w:r>
+        <w:rPr>
+          <w:vertAlign w:val="subscript"/>
+        </w:rPr>
+        <w:t>μ</w:t>
+      </w:r>
+      <w:r>
+        <w:t>j</w:t>
+      </w:r>
+      <w:r>
+        <w:rPr>
+          <w:vertAlign w:val="superscript"/>
+        </w:rPr>
+        <w:t>μ</w:t>
+      </w:r>
+      <w:r>
+        <w:t xml:space="preserve"> (integrating by parts formally, as in Lesson 8, Exercise 16's similar manipulation); the second term vanishes by ∂</w:t>
+      </w:r>
+      <w:r>
+        <w:rPr>
+          <w:vertAlign w:val="subscript"/>
+        </w:rPr>
+        <w:t>μ</w:t>
+      </w:r>
+      <w:r>
+        <w:t>j</w:t>
+      </w:r>
+      <w:r>
+        <w:rPr>
+          <w:vertAlign w:val="superscript"/>
+        </w:rPr>
+        <w:t>μ</w:t>
+      </w:r>
+      <w:r>
+        <w:t>=0 (Lesson 24), and the first is a total derivative, which does not affect the Euler–Lagrange equations (Lesson 25, Section 3, and Lesson 27), so ℒ</w:t>
+      </w:r>
+      <w:r>
+        <w:rPr>
+          <w:vertAlign w:val="subscript"/>
+        </w:rPr>
+        <w:t>int</w:t>
+      </w:r>
+      <w:r>
+        <w:t xml:space="preserve"> is invariant under this residual gauge freedom up to a term with no physical consequence, exactly the robustness of gauge invariance already noted for the free Maxwell theory in Lesson 8, Section 4.2.</w:t>
+      </w:r>
+    </w:p>
+    <w:p>
+      <w:r>
+        <w:rPr>
+          <w:b/>
+        </w:rPr>
         <w:t>16.</w:t>
       </w:r>
       <w:r>
         <w:t xml:space="preserve"> </w:t>
       </w:r>
       <w:r>
-        <w:t>Varying S=∫d⁴x ℒ with respect to ψ̄ (treating ψ and ψ̄ as independent, Lesson 27, Section 2), with ℒ=ψ̄(iγ^μ∂_μ−m)ψ+eψ̄γ^μψA_μ = ψ̄[iγ^μ∂_μ−m+eγ^μA_μ]ψ, gives directly ∂ℒ/∂ψ̄=[iγ^μ∂_μ−m+eγ^μA_μ]ψ (since ℒ is already linear in ψ̄ with no derivatives of ψ̄ appearing, the Euler–Lagrange equation ∂ℒ/∂ψ̄−∂_μ(∂ℒ/∂(∂_μψ̄))=0 reduces to just ∂ℒ/∂ψ̄=0). Setting this to zero, (iγ^μ∂_μ+eγ^μA_μ−m)ψ=0, that is iγ^μ(∂_μ−ieA_μ)ψ−mψ=0 (using eγ^μA_μ=iγ^μ(−ieA_μ), verified by iγ^μ(−ieA_μ)=−i²eγ^μA_μ=eγ^μA_μ), which is (iγ^μD_μ−m)ψ=0 with D_μ=∂_μ−ieA_μ, exactly the electron's covariant derivative with q=−e, confirmed directly from the variational principle with no reference to the covariant-derivative shortcut.</w:t>
+        <w:t>Varying S=∫d⁴x ℒ with respect to ψ̄ (treating ψ and ψ̄ as independent, Lesson 27, Section 2), with ℒ=ψ̄(iγ</w:t>
+      </w:r>
+      <w:r>
+        <w:rPr>
+          <w:vertAlign w:val="superscript"/>
+        </w:rPr>
+        <w:t>μ</w:t>
+      </w:r>
+      <w:r>
+        <w:t>∂</w:t>
+      </w:r>
+      <w:r>
+        <w:rPr>
+          <w:vertAlign w:val="subscript"/>
+        </w:rPr>
+        <w:t>μ</w:t>
+      </w:r>
+      <w:r>
+        <w:t>−m)ψ+eψ̄γ</w:t>
+      </w:r>
+      <w:r>
+        <w:rPr>
+          <w:vertAlign w:val="superscript"/>
+        </w:rPr>
+        <w:t>μ</w:t>
+      </w:r>
+      <w:r>
+        <w:t>ψA</w:t>
+      </w:r>
+      <w:r>
+        <w:rPr>
+          <w:vertAlign w:val="subscript"/>
+        </w:rPr>
+        <w:t>μ</w:t>
+      </w:r>
+      <w:r>
+        <w:t xml:space="preserve"> = ψ̄[iγ</w:t>
+      </w:r>
+      <w:r>
+        <w:rPr>
+          <w:vertAlign w:val="superscript"/>
+        </w:rPr>
+        <w:t>μ</w:t>
+      </w:r>
+      <w:r>
+        <w:t>∂</w:t>
+      </w:r>
+      <w:r>
+        <w:rPr>
+          <w:vertAlign w:val="subscript"/>
+        </w:rPr>
+        <w:t>μ</w:t>
+      </w:r>
+      <w:r>
+        <w:t>−m+eγ</w:t>
+      </w:r>
+      <w:r>
+        <w:rPr>
+          <w:vertAlign w:val="superscript"/>
+        </w:rPr>
+        <w:t>μ</w:t>
+      </w:r>
+      <w:r>
+        <w:t>A</w:t>
+      </w:r>
+      <w:r>
+        <w:rPr>
+          <w:vertAlign w:val="subscript"/>
+        </w:rPr>
+        <w:t>μ</w:t>
+      </w:r>
+      <w:r>
+        <w:t>]ψ, gives directly ∂ℒ/∂ψ̄=[iγ</w:t>
+      </w:r>
+      <w:r>
+        <w:rPr>
+          <w:vertAlign w:val="superscript"/>
+        </w:rPr>
+        <w:t>μ</w:t>
+      </w:r>
+      <w:r>
+        <w:t>∂</w:t>
+      </w:r>
+      <w:r>
+        <w:rPr>
+          <w:vertAlign w:val="subscript"/>
+        </w:rPr>
+        <w:t>μ</w:t>
+      </w:r>
+      <w:r>
+        <w:t>−m+eγ</w:t>
+      </w:r>
+      <w:r>
+        <w:rPr>
+          <w:vertAlign w:val="superscript"/>
+        </w:rPr>
+        <w:t>μ</w:t>
+      </w:r>
+      <w:r>
+        <w:t>A</w:t>
+      </w:r>
+      <w:r>
+        <w:rPr>
+          <w:vertAlign w:val="subscript"/>
+        </w:rPr>
+        <w:t>μ</w:t>
+      </w:r>
+      <w:r>
+        <w:t>]ψ (since ℒ is already linear in ψ̄ with no derivatives of ψ̄ appearing, the Euler–Lagrange equation ∂ℒ/∂ψ̄−∂</w:t>
+      </w:r>
+      <w:r>
+        <w:rPr>
+          <w:vertAlign w:val="subscript"/>
+        </w:rPr>
+        <w:t>μ</w:t>
+      </w:r>
+      <w:r>
+        <w:t>(∂ℒ/∂(∂</w:t>
+      </w:r>
+      <w:r>
+        <w:rPr>
+          <w:vertAlign w:val="subscript"/>
+        </w:rPr>
+        <w:t>μ</w:t>
+      </w:r>
+      <w:r>
+        <w:t>ψ̄))=0 reduces to just ∂ℒ/∂ψ̄=0). Setting this to zero, (iγ</w:t>
+      </w:r>
+      <w:r>
+        <w:rPr>
+          <w:vertAlign w:val="superscript"/>
+        </w:rPr>
+        <w:t>μ</w:t>
+      </w:r>
+      <w:r>
+        <w:t>∂</w:t>
+      </w:r>
+      <w:r>
+        <w:rPr>
+          <w:vertAlign w:val="subscript"/>
+        </w:rPr>
+        <w:t>μ</w:t>
+      </w:r>
+      <w:r>
+        <w:t>+eγ</w:t>
+      </w:r>
+      <w:r>
+        <w:rPr>
+          <w:vertAlign w:val="superscript"/>
+        </w:rPr>
+        <w:t>μ</w:t>
+      </w:r>
+      <w:r>
+        <w:t>A</w:t>
+      </w:r>
+      <w:r>
+        <w:rPr>
+          <w:vertAlign w:val="subscript"/>
+        </w:rPr>
+        <w:t>μ</w:t>
+      </w:r>
+      <w:r>
+        <w:t>−m)ψ=0, that is iγ</w:t>
+      </w:r>
+      <w:r>
+        <w:rPr>
+          <w:vertAlign w:val="superscript"/>
+        </w:rPr>
+        <w:t>μ</w:t>
+      </w:r>
+      <w:r>
+        <w:t>(∂</w:t>
+      </w:r>
+      <w:r>
+        <w:rPr>
+          <w:vertAlign w:val="subscript"/>
+        </w:rPr>
+        <w:t>μ</w:t>
+      </w:r>
+      <w:r>
+        <w:t>−ieA</w:t>
+      </w:r>
+      <w:r>
+        <w:rPr>
+          <w:vertAlign w:val="subscript"/>
+        </w:rPr>
+        <w:t>μ</w:t>
+      </w:r>
+      <w:r>
+        <w:t>)ψ−mψ=0 (using eγ</w:t>
+      </w:r>
+      <w:r>
+        <w:rPr>
+          <w:vertAlign w:val="superscript"/>
+        </w:rPr>
+        <w:t>μ</w:t>
+      </w:r>
+      <w:r>
+        <w:t>A</w:t>
+      </w:r>
+      <w:r>
+        <w:rPr>
+          <w:vertAlign w:val="subscript"/>
+        </w:rPr>
+        <w:t>μ</w:t>
+      </w:r>
+      <w:r>
+        <w:t>=iγ</w:t>
+      </w:r>
+      <w:r>
+        <w:rPr>
+          <w:vertAlign w:val="superscript"/>
+        </w:rPr>
+        <w:t>μ</w:t>
+      </w:r>
+      <w:r>
+        <w:t>(−ieA</w:t>
+      </w:r>
+      <w:r>
+        <w:rPr>
+          <w:vertAlign w:val="subscript"/>
+        </w:rPr>
+        <w:t>μ</w:t>
+      </w:r>
+      <w:r>
+        <w:t>), verified by iγ</w:t>
+      </w:r>
+      <w:r>
+        <w:rPr>
+          <w:vertAlign w:val="superscript"/>
+        </w:rPr>
+        <w:t>μ</w:t>
+      </w:r>
+      <w:r>
+        <w:t>(−ieA</w:t>
+      </w:r>
+      <w:r>
+        <w:rPr>
+          <w:vertAlign w:val="subscript"/>
+        </w:rPr>
+        <w:t>μ</w:t>
+      </w:r>
+      <w:r>
+        <w:t>)=−i²eγ</w:t>
+      </w:r>
+      <w:r>
+        <w:rPr>
+          <w:vertAlign w:val="superscript"/>
+        </w:rPr>
+        <w:t>μ</w:t>
+      </w:r>
+      <w:r>
+        <w:t>A</w:t>
+      </w:r>
+      <w:r>
+        <w:rPr>
+          <w:vertAlign w:val="subscript"/>
+        </w:rPr>
+        <w:t>μ</w:t>
+      </w:r>
+      <w:r>
+        <w:t>=eγ</w:t>
+      </w:r>
+      <w:r>
+        <w:rPr>
+          <w:vertAlign w:val="superscript"/>
+        </w:rPr>
+        <w:t>μ</w:t>
+      </w:r>
+      <w:r>
+        <w:t>A</w:t>
+      </w:r>
+      <w:r>
+        <w:rPr>
+          <w:vertAlign w:val="subscript"/>
+        </w:rPr>
+        <w:t>μ</w:t>
+      </w:r>
+      <w:r>
+        <w:t>), which is (iγ</w:t>
+      </w:r>
+      <w:r>
+        <w:rPr>
+          <w:vertAlign w:val="superscript"/>
+        </w:rPr>
+        <w:t>μ</w:t>
+      </w:r>
+      <w:r>
+        <w:t>D</w:t>
+      </w:r>
+      <w:r>
+        <w:rPr>
+          <w:vertAlign w:val="subscript"/>
+        </w:rPr>
+        <w:t>μ</w:t>
+      </w:r>
+      <w:r>
+        <w:t>−m)ψ=0 with D</w:t>
+      </w:r>
+      <w:r>
+        <w:rPr>
+          <w:vertAlign w:val="subscript"/>
+        </w:rPr>
+        <w:t>μ</w:t>
+      </w:r>
+      <w:r>
+        <w:t>=∂</w:t>
+      </w:r>
+      <w:r>
+        <w:rPr>
+          <w:vertAlign w:val="subscript"/>
+        </w:rPr>
+        <w:t>μ</w:t>
+      </w:r>
+      <w:r>
+        <w:t>−ieA</w:t>
+      </w:r>
+      <w:r>
+        <w:rPr>
+          <w:vertAlign w:val="subscript"/>
+        </w:rPr>
+        <w:t>μ</w:t>
+      </w:r>
+      <w:r>
+        <w:t>, exactly the electron's covariant derivative with q=−e, confirmed directly from the variational principle with no reference to the covariant-derivative shortcut.</w:t>
       </w:r>
     </w:p>
     <w:p>
@@ -2741,71 +6593,12 @@
         <w:pStyle w:val="Heading2"/>
       </w:pPr>
       <w:r>
-        <w:t>Mastery checklist</w:t>
+        <w:t>Mastery check</w:t>
       </w:r>
     </w:p>
     <w:p>
-      <w:pPr>
-        <w:pStyle w:val="ListBullet"/>
-      </w:pPr>
-      <w:r>
-        <w:t>I can expand D_μ inside the Dirac Lagrangian and derive ℒ_int=−qψ̄γ^μψA_μ.</w:t>
-      </w:r>
-    </w:p>
-    <w:p>
-      <w:pPr>
-        <w:pStyle w:val="ListBullet"/>
-      </w:pPr>
-      <w:r>
-        <w:t>I can specialize this to the electron and state ℒ_int=+eψ̄γ^μψA_μ, matching every earlier forward reference in the course.</w:t>
-      </w:r>
-    </w:p>
-    <w:p>
-      <w:pPr>
-        <w:pStyle w:val="ListBullet"/>
-      </w:pPr>
-      <w:r>
-        <w:t>I can identify the current in ℒ_int as Lesson 31's Noether current and show it matches the electromagnetic current of Lessons 24 and 29.</w:t>
-      </w:r>
-    </w:p>
-    <w:p>
-      <w:pPr>
-        <w:pStyle w:val="ListBullet"/>
-      </w:pPr>
-      <w:r>
-        <w:t>I can trace this coupling through its three derivations, in Lessons 5, 26, and 38–39, and explain what distinguishes the third from the first two.</w:t>
-      </w:r>
-    </w:p>
-    <w:p>
-      <w:pPr>
-        <w:pStyle w:val="ListBullet"/>
-      </w:pPr>
-      <w:r>
-        <w:t>I can derive the Dirac Hamiltonian with minimal coupling from the gauged Dirac equation.</w:t>
-      </w:r>
-    </w:p>
-    <w:p>
-      <w:pPr>
-        <w:pStyle w:val="ListBullet"/>
-      </w:pPr>
-      <w:r>
-        <w:t>I can state, without deriving it, what the nonrelativistic expansion of that Hamiltonian predicts for the electron's magnetic moment.</w:t>
-      </w:r>
-    </w:p>
-    <w:p>
-      <w:pPr>
-        <w:pStyle w:val="ListBullet"/>
-      </w:pPr>
-      <w:r>
-        <w:t>I can explain why this lesson's interaction term alone does not make the photon dynamical, and what Lesson 42 will add.</w:t>
-      </w:r>
-    </w:p>
-    <w:p>
-      <w:pPr>
-        <w:pStyle w:val="ListBullet"/>
-      </w:pPr>
-      <w:r>
-        <w:t>I can write the full interacting Dirac Lagrangian for the electron from memory.</w:t>
+      <w:r>
+        <w:t>Before moving on, do the Core exercises without looking at the solutions and state this lesson's main result from memory. If both go smoothly, continue; if not, reread the sections the missed exercises cite.</w:t>
       </w:r>
     </w:p>
     <w:p>
@@ -2818,7 +6611,52 @@
     </w:p>
     <w:p>
       <w:r>
-        <w:t>Lesson 41 studies the covariant derivative D_μ as an object in its own right: its Leibniz rule, the full derivation of [D_μ,D_ν]=iqF_μν previewed in Lesson 39, and the sense in which the field strength is already built into D_μ before the electromagnetic Lagrangian is even written down.</w:t>
+        <w:t>Lesson 41 studies the covariant derivative D</w:t>
+      </w:r>
+      <w:r>
+        <w:rPr>
+          <w:vertAlign w:val="subscript"/>
+        </w:rPr>
+        <w:t>μ</w:t>
+      </w:r>
+      <w:r>
+        <w:t xml:space="preserve"> as an object in its own right: its Leibniz rule, the full derivation of [D</w:t>
+      </w:r>
+      <w:r>
+        <w:rPr>
+          <w:vertAlign w:val="subscript"/>
+        </w:rPr>
+        <w:t>μ</w:t>
+      </w:r>
+      <w:r>
+        <w:t>,D</w:t>
+      </w:r>
+      <w:r>
+        <w:rPr>
+          <w:vertAlign w:val="subscript"/>
+        </w:rPr>
+        <w:t>ν</w:t>
+      </w:r>
+      <w:r>
+        <w:t>]=iqF</w:t>
+      </w:r>
+      <w:r>
+        <w:rPr>
+          <w:vertAlign w:val="subscript"/>
+        </w:rPr>
+        <w:t>μν</w:t>
+      </w:r>
+      <w:r>
+        <w:t xml:space="preserve"> previewed in Lesson 39, and the sense in which the field strength is already built into D</w:t>
+      </w:r>
+      <w:r>
+        <w:rPr>
+          <w:vertAlign w:val="subscript"/>
+        </w:rPr>
+        <w:t>μ</w:t>
+      </w:r>
+      <w:r>
+        <w:t xml:space="preserve"> before the electromagnetic Lagrangian is even written down.</w:t>
       </w:r>
     </w:p>
     <w:sectPr>
@@ -2857,7 +6695,7 @@
         <w:color w:val="5A5A5A"/>
         <w:sz w:val="16"/>
       </w:rPr>
-      <w:t>QED Course   Lesson 40</w:t>
+      <w:t>A QED Course   Lesson 40</w:t>
     </w:r>
   </w:p>
 </w:hdr>
